--- a/DataBase_Lab3/БД 3.docx
+++ b/DataBase_Lab3/БД 3.docx
@@ -329,7 +329,11 @@
       </w:pPr>
       <w:r>
         <w:rPr/>
-        <w:t>Вариант 68524</w:t>
+        <w:t xml:space="preserve">Вариант </w:t>
+      </w:r>
+      <w:r>
+        <w:rPr/>
+        <w:t>Null</w:t>
       </w:r>
     </w:p>
     <w:p>
@@ -656,20 +660,26 @@
         </w:rPr>
       </w:pPr>
       <w:r>
-        <w:rPr/>
-      </w:r>
-    </w:p>
-    <w:p>
-      <w:pPr>
-        <w:pStyle w:val="BodyText"/>
-        <w:ind w:left="3579"/>
         <w:rPr>
           <w:rFonts w:ascii="Microsoft Sans Serif" w:hAnsi="Microsoft Sans Serif"/>
           <w:spacing w:val="-4"/>
         </w:rPr>
-      </w:pPr>
-      <w:r>
-        <w:rPr/>
+      </w:r>
+    </w:p>
+    <w:p>
+      <w:pPr>
+        <w:pStyle w:val="BodyText"/>
+        <w:ind w:left="3579"/>
+        <w:rPr>
+          <w:rFonts w:ascii="Microsoft Sans Serif" w:hAnsi="Microsoft Sans Serif"/>
+          <w:spacing w:val="-4"/>
+        </w:rPr>
+      </w:pPr>
+      <w:r>
+        <w:rPr>
+          <w:rFonts w:ascii="Microsoft Sans Serif" w:hAnsi="Microsoft Sans Serif"/>
+          <w:spacing w:val="-4"/>
+        </w:rPr>
       </w:r>
     </w:p>
     <w:p>
@@ -986,8 +996,8 @@
         <w:jc w:val="both"/>
         <w:rPr/>
       </w:pPr>
-      <w:bookmarkStart w:id="0" w:name="_bookmark0"/>
-      <w:bookmarkStart w:id="1" w:name="1._Задание"/>
+      <w:bookmarkStart w:id="0" w:name="1._Задание"/>
+      <w:bookmarkStart w:id="1" w:name="_bookmark0"/>
       <w:bookmarkEnd w:id="0"/>
       <w:bookmarkEnd w:id="1"/>
       <w:r>
@@ -1609,8 +1619,8 @@
         <w:ind w:hanging="0" w:left="0"/>
         <w:rPr/>
       </w:pPr>
-      <w:bookmarkStart w:id="2" w:name="_bookmark1"/>
-      <w:bookmarkStart w:id="3" w:name="2._Порядок_выполнения_лабораторной_работ"/>
+      <w:bookmarkStart w:id="2" w:name="2._Порядок_выполнения_лабораторной_работ"/>
+      <w:bookmarkStart w:id="3" w:name="_bookmark1"/>
       <w:bookmarkEnd w:id="2"/>
       <w:bookmarkEnd w:id="3"/>
       <w:r>
@@ -1926,12 +1936,32 @@
         </w:rPr>
       </w:pPr>
       <w:r>
-        <w:rPr>
-          <w:rFonts w:ascii="Courier New" w:hAnsi="Courier New"/>
-          <w:sz w:val="26"/>
-          <w:szCs w:val="26"/>
-        </w:rPr>
-        <w:t>НФБК. Таблица находится в НФБК, если она находится в 3НФ и каждая её детерминанта (атрибут, от которого зависят другие) является потенциальным ключом. В моей модели все неключевые атрибуты зависят только от суррогатных первичных ключей (id), и нет ситуаций, когда ключевой атрибут зависел бы от неключевого. Так как в таблицах нет других детерминант, кроме первичных ключей, модель полностью соответствует НФБК.</w:t>
+        <w:rPr/>
+        <w:t>БКНФ</w:t>
+      </w:r>
+      <w:r>
+        <w:rPr>
+          <w:rFonts w:ascii="Courier New" w:hAnsi="Courier New"/>
+          <w:sz w:val="26"/>
+          <w:szCs w:val="26"/>
+        </w:rPr>
+        <w:t xml:space="preserve">. Таблица находится в </w:t>
+      </w:r>
+      <w:r>
+        <w:rPr>
+          <w:rFonts w:ascii="Courier New" w:hAnsi="Courier New"/>
+          <w:sz w:val="26"/>
+          <w:szCs w:val="26"/>
+        </w:rPr>
+        <w:t>БКНФ</w:t>
+      </w:r>
+      <w:r>
+        <w:rPr>
+          <w:rFonts w:ascii="Courier New" w:hAnsi="Courier New"/>
+          <w:sz w:val="26"/>
+          <w:szCs w:val="26"/>
+        </w:rPr>
+        <w:t>, если она находится в 3НФ и каждая её детерминанта (атрибут, от которого зависят другие) является потенциальным ключом. В моей модели все неключевые атрибуты зависят только от суррогатных первичных ключей (id), и нет ситуаций, когда ключевой атрибут зависел бы от неключевого. Так как в таблицах нет других детерминант, кроме первичных ключей, модель полностью соответствует БКНФ.</w:t>
       </w:r>
     </w:p>
     <w:p>
@@ -2036,55 +2066,7 @@
           <w:sz w:val="26"/>
           <w:szCs w:val="26"/>
         </w:rPr>
-        <w:t xml:space="preserve">EventType(id, </w:t>
-      </w:r>
-      <w:r>
-        <w:rPr>
-          <w:rFonts w:ascii="Courier New" w:hAnsi="Courier New"/>
-          <w:sz w:val="26"/>
-          <w:szCs w:val="26"/>
-        </w:rPr>
-        <w:t>event</w:t>
-      </w:r>
-      <w:r>
-        <w:rPr>
-          <w:rFonts w:ascii="Courier New" w:hAnsi="Courier New"/>
-          <w:sz w:val="26"/>
-          <w:szCs w:val="26"/>
-        </w:rPr>
-        <w:t>_type</w:t>
-      </w:r>
-      <w:r>
-        <w:rPr>
-          <w:rFonts w:ascii="Courier New" w:hAnsi="Courier New"/>
-          <w:sz w:val="26"/>
-          <w:szCs w:val="26"/>
-        </w:rPr>
-        <w:t>_name</w:t>
-      </w:r>
-      <w:r>
-        <w:rPr>
-          <w:rFonts w:ascii="Courier New" w:hAnsi="Courier New"/>
-          <w:sz w:val="26"/>
-          <w:szCs w:val="26"/>
-        </w:rPr>
-        <w:t xml:space="preserve">, </w:t>
-      </w:r>
-      <w:r>
-        <w:rPr>
-          <w:rFonts w:ascii="Courier New" w:hAnsi="Courier New"/>
-          <w:sz w:val="26"/>
-          <w:szCs w:val="26"/>
-        </w:rPr>
-        <w:t>event_type_</w:t>
-      </w:r>
-      <w:r>
-        <w:rPr>
-          <w:rFonts w:ascii="Courier New" w:hAnsi="Courier New"/>
-          <w:sz w:val="26"/>
-          <w:szCs w:val="26"/>
-        </w:rPr>
-        <w:t>description)</w:t>
+        <w:t>EventType(id, event_type_name, event_type_description)</w:t>
       </w:r>
     </w:p>
     <w:p>
@@ -2126,55 +2108,40 @@
           <w:sz w:val="26"/>
           <w:szCs w:val="26"/>
         </w:rPr>
-        <w:t>id → (</w:t>
-      </w:r>
-      <w:r>
-        <w:rPr>
-          <w:rFonts w:ascii="Courier New" w:hAnsi="Courier New"/>
-          <w:sz w:val="26"/>
-          <w:szCs w:val="26"/>
-        </w:rPr>
-        <w:t>event</w:t>
-      </w:r>
-      <w:r>
-        <w:rPr>
-          <w:rFonts w:ascii="Courier New" w:hAnsi="Courier New"/>
-          <w:sz w:val="26"/>
-          <w:szCs w:val="26"/>
-        </w:rPr>
-        <w:t>_type</w:t>
-      </w:r>
-      <w:r>
-        <w:rPr>
-          <w:rFonts w:ascii="Courier New" w:hAnsi="Courier New"/>
-          <w:sz w:val="26"/>
-          <w:szCs w:val="26"/>
-        </w:rPr>
-        <w:t>_name</w:t>
-      </w:r>
-      <w:r>
-        <w:rPr>
-          <w:rFonts w:ascii="Courier New" w:hAnsi="Courier New"/>
-          <w:sz w:val="26"/>
-          <w:szCs w:val="26"/>
-        </w:rPr>
-        <w:t xml:space="preserve">, </w:t>
-      </w:r>
-      <w:r>
-        <w:rPr>
-          <w:rFonts w:ascii="Courier New" w:hAnsi="Courier New"/>
-          <w:sz w:val="26"/>
-          <w:szCs w:val="26"/>
-        </w:rPr>
-        <w:t>event_type_</w:t>
-      </w:r>
-      <w:r>
-        <w:rPr>
-          <w:rFonts w:ascii="Courier New" w:hAnsi="Courier New"/>
-          <w:sz w:val="26"/>
-          <w:szCs w:val="26"/>
-        </w:rPr>
-        <w:t>description)</w:t>
+        <w:t>id → event_type_name</w:t>
+      </w:r>
+    </w:p>
+    <w:p>
+      <w:pPr>
+        <w:pStyle w:val="BodyText"/>
+        <w:ind w:left="0"/>
+        <w:rPr>
+          <w:rFonts w:ascii="Courier New" w:hAnsi="Courier New"/>
+          <w:sz w:val="26"/>
+          <w:szCs w:val="26"/>
+        </w:rPr>
+      </w:pPr>
+      <w:r>
+        <w:rPr>
+          <w:rFonts w:ascii="Courier New" w:hAnsi="Courier New"/>
+          <w:sz w:val="26"/>
+          <w:szCs w:val="26"/>
+        </w:rPr>
+        <w:t>id → event_type_description</w:t>
+      </w:r>
+    </w:p>
+    <w:p>
+      <w:pPr>
+        <w:pStyle w:val="BodyText"/>
+        <w:ind w:left="0"/>
+        <w:rPr>
+          <w:rFonts w:ascii="Courier New" w:hAnsi="Courier New"/>
+          <w:sz w:val="26"/>
+          <w:szCs w:val="26"/>
+        </w:rPr>
+      </w:pPr>
+      <w:r>
+        <w:rPr/>
       </w:r>
     </w:p>
     <w:p>
@@ -2234,39 +2201,7 @@
           <w:sz w:val="26"/>
           <w:szCs w:val="26"/>
         </w:rPr>
-        <w:t xml:space="preserve">Observer(id, observer_description, </w:t>
-      </w:r>
-      <w:r>
-        <w:rPr>
-          <w:rFonts w:ascii="Courier New" w:hAnsi="Courier New"/>
-          <w:sz w:val="26"/>
-          <w:szCs w:val="26"/>
-        </w:rPr>
-        <w:t>observer_</w:t>
-      </w:r>
-      <w:r>
-        <w:rPr>
-          <w:rFonts w:ascii="Courier New" w:hAnsi="Courier New"/>
-          <w:sz w:val="26"/>
-          <w:szCs w:val="26"/>
-        </w:rPr>
-        <w:t>coordinate</w:t>
-      </w:r>
-      <w:r>
-        <w:rPr>
-          <w:rFonts w:ascii="Courier New" w:hAnsi="Courier New"/>
-          <w:sz w:val="26"/>
-          <w:szCs w:val="26"/>
-        </w:rPr>
-        <w:t>s</w:t>
-      </w:r>
-      <w:r>
-        <w:rPr>
-          <w:rFonts w:ascii="Courier New" w:hAnsi="Courier New"/>
-          <w:sz w:val="26"/>
-          <w:szCs w:val="26"/>
-        </w:rPr>
-        <w:t>)</w:t>
+        <w:t>Observer(id, observer_description, observer_coordinates)</w:t>
       </w:r>
     </w:p>
     <w:p>
@@ -2308,39 +2243,26 @@
           <w:sz w:val="26"/>
           <w:szCs w:val="26"/>
         </w:rPr>
-        <w:t xml:space="preserve">id → (observer_description, </w:t>
-      </w:r>
-      <w:r>
-        <w:rPr>
-          <w:rFonts w:ascii="Courier New" w:hAnsi="Courier New"/>
-          <w:sz w:val="26"/>
-          <w:szCs w:val="26"/>
-        </w:rPr>
-        <w:t>observer_</w:t>
-      </w:r>
-      <w:r>
-        <w:rPr>
-          <w:rFonts w:ascii="Courier New" w:hAnsi="Courier New"/>
-          <w:sz w:val="26"/>
-          <w:szCs w:val="26"/>
-        </w:rPr>
-        <w:t>coordinate</w:t>
-      </w:r>
-      <w:r>
-        <w:rPr>
-          <w:rFonts w:ascii="Courier New" w:hAnsi="Courier New"/>
-          <w:sz w:val="26"/>
-          <w:szCs w:val="26"/>
-        </w:rPr>
-        <w:t>s</w:t>
-      </w:r>
-      <w:r>
-        <w:rPr>
-          <w:rFonts w:ascii="Courier New" w:hAnsi="Courier New"/>
-          <w:sz w:val="26"/>
-          <w:szCs w:val="26"/>
-        </w:rPr>
-        <w:t>)</w:t>
+        <w:t>id → observer_description</w:t>
+      </w:r>
+    </w:p>
+    <w:p>
+      <w:pPr>
+        <w:pStyle w:val="BodyText"/>
+        <w:ind w:left="0"/>
+        <w:rPr>
+          <w:rFonts w:ascii="Courier New" w:hAnsi="Courier New"/>
+          <w:sz w:val="26"/>
+          <w:szCs w:val="26"/>
+        </w:rPr>
+      </w:pPr>
+      <w:r>
+        <w:rPr>
+          <w:rFonts w:ascii="Courier New" w:hAnsi="Courier New"/>
+          <w:sz w:val="26"/>
+          <w:szCs w:val="26"/>
+        </w:rPr>
+        <w:t>id → observer_coordinates</w:t>
       </w:r>
     </w:p>
     <w:p>
@@ -2400,39 +2322,7 @@
           <w:sz w:val="26"/>
           <w:szCs w:val="26"/>
         </w:rPr>
-        <w:t xml:space="preserve">Route(id, </w:t>
-      </w:r>
-      <w:r>
-        <w:rPr>
-          <w:rFonts w:ascii="Courier New" w:hAnsi="Courier New"/>
-          <w:sz w:val="26"/>
-          <w:szCs w:val="26"/>
-        </w:rPr>
-        <w:t>route_</w:t>
-      </w:r>
-      <w:r>
-        <w:rPr>
-          <w:rFonts w:ascii="Courier New" w:hAnsi="Courier New"/>
-          <w:sz w:val="26"/>
-          <w:szCs w:val="26"/>
-        </w:rPr>
-        <w:t xml:space="preserve">coordinates_start, </w:t>
-      </w:r>
-      <w:r>
-        <w:rPr>
-          <w:rFonts w:ascii="Courier New" w:hAnsi="Courier New"/>
-          <w:sz w:val="26"/>
-          <w:szCs w:val="26"/>
-        </w:rPr>
-        <w:t>route_</w:t>
-      </w:r>
-      <w:r>
-        <w:rPr>
-          <w:rFonts w:ascii="Courier New" w:hAnsi="Courier New"/>
-          <w:sz w:val="26"/>
-          <w:szCs w:val="26"/>
-        </w:rPr>
-        <w:t>coordinates_end)</w:t>
+        <w:t>Route(id, route_coordinates_start, route_coordinates_end)</w:t>
       </w:r>
     </w:p>
     <w:p>
@@ -2474,39 +2364,26 @@
           <w:sz w:val="26"/>
           <w:szCs w:val="26"/>
         </w:rPr>
-        <w:t>id → (</w:t>
-      </w:r>
-      <w:r>
-        <w:rPr>
-          <w:rFonts w:ascii="Courier New" w:hAnsi="Courier New"/>
-          <w:sz w:val="26"/>
-          <w:szCs w:val="26"/>
-        </w:rPr>
-        <w:t>route_</w:t>
-      </w:r>
-      <w:r>
-        <w:rPr>
-          <w:rFonts w:ascii="Courier New" w:hAnsi="Courier New"/>
-          <w:sz w:val="26"/>
-          <w:szCs w:val="26"/>
-        </w:rPr>
-        <w:t xml:space="preserve">coordinates_start, </w:t>
-      </w:r>
-      <w:r>
-        <w:rPr>
-          <w:rFonts w:ascii="Courier New" w:hAnsi="Courier New"/>
-          <w:sz w:val="26"/>
-          <w:szCs w:val="26"/>
-        </w:rPr>
-        <w:t>route_</w:t>
-      </w:r>
-      <w:r>
-        <w:rPr>
-          <w:rFonts w:ascii="Courier New" w:hAnsi="Courier New"/>
-          <w:sz w:val="26"/>
-          <w:szCs w:val="26"/>
-        </w:rPr>
-        <w:t>coordinates_end)</w:t>
+        <w:t>id → route_coordinates_start</w:t>
+      </w:r>
+    </w:p>
+    <w:p>
+      <w:pPr>
+        <w:pStyle w:val="BodyText"/>
+        <w:ind w:left="0"/>
+        <w:rPr>
+          <w:rFonts w:ascii="Courier New" w:hAnsi="Courier New"/>
+          <w:sz w:val="26"/>
+          <w:szCs w:val="26"/>
+        </w:rPr>
+      </w:pPr>
+      <w:r>
+        <w:rPr>
+          <w:rFonts w:ascii="Courier New" w:hAnsi="Courier New"/>
+          <w:sz w:val="26"/>
+          <w:szCs w:val="26"/>
+        </w:rPr>
+        <w:t>id → route_coordinates_end</w:t>
       </w:r>
     </w:p>
     <w:p>
@@ -2566,87 +2443,7 @@
           <w:sz w:val="26"/>
           <w:szCs w:val="26"/>
         </w:rPr>
-        <w:t xml:space="preserve">SpaceShip(id, ship_name, </w:t>
-      </w:r>
-      <w:r>
-        <w:rPr>
-          <w:rFonts w:ascii="Courier New" w:hAnsi="Courier New"/>
-          <w:sz w:val="26"/>
-          <w:szCs w:val="26"/>
-        </w:rPr>
-        <w:t>ship_</w:t>
-      </w:r>
-      <w:r>
-        <w:rPr>
-          <w:rFonts w:ascii="Courier New" w:hAnsi="Courier New"/>
-          <w:sz w:val="26"/>
-          <w:szCs w:val="26"/>
-        </w:rPr>
-        <w:t xml:space="preserve">engine_type, </w:t>
-      </w:r>
-      <w:r>
-        <w:rPr>
-          <w:rFonts w:ascii="Courier New" w:hAnsi="Courier New"/>
-          <w:sz w:val="26"/>
-          <w:szCs w:val="26"/>
-        </w:rPr>
-        <w:t>ship_</w:t>
-      </w:r>
-      <w:r>
-        <w:rPr>
-          <w:rFonts w:ascii="Courier New" w:hAnsi="Courier New"/>
-          <w:sz w:val="26"/>
-          <w:szCs w:val="26"/>
-        </w:rPr>
-        <w:t xml:space="preserve">coordinates, </w:t>
-      </w:r>
-      <w:r>
-        <w:rPr>
-          <w:rFonts w:ascii="Courier New" w:hAnsi="Courier New"/>
-          <w:sz w:val="26"/>
-          <w:szCs w:val="26"/>
-        </w:rPr>
-        <w:t>ship_</w:t>
-      </w:r>
-      <w:r>
-        <w:rPr>
-          <w:rFonts w:ascii="Courier New" w:hAnsi="Courier New"/>
-          <w:sz w:val="26"/>
-          <w:szCs w:val="26"/>
-        </w:rPr>
-        <w:t xml:space="preserve">route_id, </w:t>
-      </w:r>
-      <w:r>
-        <w:rPr>
-          <w:rFonts w:ascii="Courier New" w:hAnsi="Courier New"/>
-          <w:sz w:val="26"/>
-          <w:szCs w:val="26"/>
-        </w:rPr>
-        <w:t>ship_</w:t>
-      </w:r>
-      <w:r>
-        <w:rPr>
-          <w:rFonts w:ascii="Courier New" w:hAnsi="Courier New"/>
-          <w:sz w:val="26"/>
-          <w:szCs w:val="26"/>
-        </w:rPr>
-        <w:t xml:space="preserve">start_time, </w:t>
-      </w:r>
-      <w:r>
-        <w:rPr>
-          <w:rFonts w:ascii="Courier New" w:hAnsi="Courier New"/>
-          <w:sz w:val="26"/>
-          <w:szCs w:val="26"/>
-        </w:rPr>
-        <w:t>ship_</w:t>
-      </w:r>
-      <w:r>
-        <w:rPr>
-          <w:rFonts w:ascii="Courier New" w:hAnsi="Courier New"/>
-          <w:sz w:val="26"/>
-          <w:szCs w:val="26"/>
-        </w:rPr>
-        <w:t>end_time)</w:t>
+        <w:t>SpaceShip(id, ship_name, ship_engine_type, ship_coordinates, ship_route_id, ship_start_time, ship_end_time)</w:t>
       </w:r>
     </w:p>
     <w:p>
@@ -2688,87 +2485,102 @@
           <w:sz w:val="26"/>
           <w:szCs w:val="26"/>
         </w:rPr>
-        <w:t xml:space="preserve">id → (ship_name, </w:t>
-      </w:r>
-      <w:r>
-        <w:rPr>
-          <w:rFonts w:ascii="Courier New" w:hAnsi="Courier New"/>
-          <w:sz w:val="26"/>
-          <w:szCs w:val="26"/>
-        </w:rPr>
-        <w:t>ship_</w:t>
-      </w:r>
-      <w:r>
-        <w:rPr>
-          <w:rFonts w:ascii="Courier New" w:hAnsi="Courier New"/>
-          <w:sz w:val="26"/>
-          <w:szCs w:val="26"/>
-        </w:rPr>
-        <w:t xml:space="preserve">engine_type, </w:t>
-      </w:r>
-      <w:r>
-        <w:rPr>
-          <w:rFonts w:ascii="Courier New" w:hAnsi="Courier New"/>
-          <w:sz w:val="26"/>
-          <w:szCs w:val="26"/>
-        </w:rPr>
-        <w:t>ship_</w:t>
-      </w:r>
-      <w:r>
-        <w:rPr>
-          <w:rFonts w:ascii="Courier New" w:hAnsi="Courier New"/>
-          <w:sz w:val="26"/>
-          <w:szCs w:val="26"/>
-        </w:rPr>
-        <w:t xml:space="preserve">coordinates, </w:t>
-      </w:r>
-      <w:r>
-        <w:rPr>
-          <w:rFonts w:ascii="Courier New" w:hAnsi="Courier New"/>
-          <w:sz w:val="26"/>
-          <w:szCs w:val="26"/>
-        </w:rPr>
-        <w:t>ship_</w:t>
-      </w:r>
-      <w:r>
-        <w:rPr>
-          <w:rFonts w:ascii="Courier New" w:hAnsi="Courier New"/>
-          <w:sz w:val="26"/>
-          <w:szCs w:val="26"/>
-        </w:rPr>
-        <w:t xml:space="preserve">route_id, </w:t>
-      </w:r>
-      <w:r>
-        <w:rPr>
-          <w:rFonts w:ascii="Courier New" w:hAnsi="Courier New"/>
-          <w:sz w:val="26"/>
-          <w:szCs w:val="26"/>
-        </w:rPr>
-        <w:t>ship_</w:t>
-      </w:r>
-      <w:r>
-        <w:rPr>
-          <w:rFonts w:ascii="Courier New" w:hAnsi="Courier New"/>
-          <w:sz w:val="26"/>
-          <w:szCs w:val="26"/>
-        </w:rPr>
-        <w:t xml:space="preserve">start_time, </w:t>
-      </w:r>
-      <w:r>
-        <w:rPr>
-          <w:rFonts w:ascii="Courier New" w:hAnsi="Courier New"/>
-          <w:sz w:val="26"/>
-          <w:szCs w:val="26"/>
-        </w:rPr>
-        <w:t>ship_</w:t>
-      </w:r>
-      <w:r>
-        <w:rPr>
-          <w:rFonts w:ascii="Courier New" w:hAnsi="Courier New"/>
-          <w:sz w:val="26"/>
-          <w:szCs w:val="26"/>
-        </w:rPr>
-        <w:t>end_time)</w:t>
+        <w:t>id → ship_name</w:t>
+      </w:r>
+    </w:p>
+    <w:p>
+      <w:pPr>
+        <w:pStyle w:val="BodyText"/>
+        <w:ind w:left="0"/>
+        <w:rPr>
+          <w:rFonts w:ascii="Courier New" w:hAnsi="Courier New"/>
+          <w:sz w:val="26"/>
+          <w:szCs w:val="26"/>
+        </w:rPr>
+      </w:pPr>
+      <w:r>
+        <w:rPr>
+          <w:rFonts w:ascii="Courier New" w:hAnsi="Courier New"/>
+          <w:sz w:val="26"/>
+          <w:szCs w:val="26"/>
+        </w:rPr>
+        <w:t>id → ship_engine_type</w:t>
+      </w:r>
+    </w:p>
+    <w:p>
+      <w:pPr>
+        <w:pStyle w:val="BodyText"/>
+        <w:ind w:left="0"/>
+        <w:rPr>
+          <w:rFonts w:ascii="Courier New" w:hAnsi="Courier New"/>
+          <w:sz w:val="26"/>
+          <w:szCs w:val="26"/>
+        </w:rPr>
+      </w:pPr>
+      <w:r>
+        <w:rPr>
+          <w:rFonts w:ascii="Courier New" w:hAnsi="Courier New"/>
+          <w:sz w:val="26"/>
+          <w:szCs w:val="26"/>
+        </w:rPr>
+        <w:t>id → ship_coordinates</w:t>
+      </w:r>
+    </w:p>
+    <w:p>
+      <w:pPr>
+        <w:pStyle w:val="BodyText"/>
+        <w:ind w:left="0"/>
+        <w:rPr>
+          <w:rFonts w:ascii="Courier New" w:hAnsi="Courier New"/>
+          <w:sz w:val="26"/>
+          <w:szCs w:val="26"/>
+        </w:rPr>
+      </w:pPr>
+      <w:r>
+        <w:rPr>
+          <w:rFonts w:ascii="Courier New" w:hAnsi="Courier New"/>
+          <w:sz w:val="26"/>
+          <w:szCs w:val="26"/>
+        </w:rPr>
+        <w:t>id → ship_route_id</w:t>
+      </w:r>
+    </w:p>
+    <w:p>
+      <w:pPr>
+        <w:pStyle w:val="BodyText"/>
+        <w:ind w:left="0"/>
+        <w:rPr>
+          <w:rFonts w:ascii="Courier New" w:hAnsi="Courier New"/>
+          <w:sz w:val="26"/>
+          <w:szCs w:val="26"/>
+        </w:rPr>
+      </w:pPr>
+      <w:r>
+        <w:rPr>
+          <w:rFonts w:ascii="Courier New" w:hAnsi="Courier New"/>
+          <w:sz w:val="26"/>
+          <w:szCs w:val="26"/>
+        </w:rPr>
+        <w:t>id → ship_start_time</w:t>
+      </w:r>
+    </w:p>
+    <w:p>
+      <w:pPr>
+        <w:pStyle w:val="BodyText"/>
+        <w:ind w:left="0"/>
+        <w:rPr>
+          <w:rFonts w:ascii="Courier New" w:hAnsi="Courier New"/>
+          <w:sz w:val="26"/>
+          <w:szCs w:val="26"/>
+        </w:rPr>
+      </w:pPr>
+      <w:r>
+        <w:rPr>
+          <w:rFonts w:ascii="Courier New" w:hAnsi="Courier New"/>
+          <w:sz w:val="26"/>
+          <w:szCs w:val="26"/>
+        </w:rPr>
+        <w:t>id → ship_end_time</w:t>
       </w:r>
     </w:p>
     <w:p>
@@ -2828,23 +2640,7 @@
           <w:sz w:val="26"/>
           <w:szCs w:val="26"/>
         </w:rPr>
-        <w:t xml:space="preserve">SpaceObject(id, object_name, </w:t>
-      </w:r>
-      <w:r>
-        <w:rPr>
-          <w:rFonts w:ascii="Courier New" w:hAnsi="Courier New"/>
-          <w:sz w:val="26"/>
-          <w:szCs w:val="26"/>
-        </w:rPr>
-        <w:t>object_</w:t>
-      </w:r>
-      <w:r>
-        <w:rPr>
-          <w:rFonts w:ascii="Courier New" w:hAnsi="Courier New"/>
-          <w:sz w:val="26"/>
-          <w:szCs w:val="26"/>
-        </w:rPr>
-        <w:t>coordinates, object_type)</w:t>
+        <w:t>SpaceObject(id, object_name, object_coordinates, object_type)</w:t>
       </w:r>
     </w:p>
     <w:p>
@@ -2886,23 +2682,45 @@
           <w:sz w:val="26"/>
           <w:szCs w:val="26"/>
         </w:rPr>
-        <w:t xml:space="preserve">object_id → (object_name, </w:t>
-      </w:r>
-      <w:r>
-        <w:rPr>
-          <w:rFonts w:ascii="Courier New" w:hAnsi="Courier New"/>
-          <w:sz w:val="26"/>
-          <w:szCs w:val="26"/>
-        </w:rPr>
-        <w:t>object_</w:t>
-      </w:r>
-      <w:r>
-        <w:rPr>
-          <w:rFonts w:ascii="Courier New" w:hAnsi="Courier New"/>
-          <w:sz w:val="26"/>
-          <w:szCs w:val="26"/>
-        </w:rPr>
-        <w:t>coordinates, object_type)</w:t>
+        <w:t>object_id → object_name</w:t>
+      </w:r>
+    </w:p>
+    <w:p>
+      <w:pPr>
+        <w:pStyle w:val="BodyText"/>
+        <w:ind w:left="0"/>
+        <w:rPr>
+          <w:rFonts w:ascii="Courier New" w:hAnsi="Courier New"/>
+          <w:sz w:val="26"/>
+          <w:szCs w:val="26"/>
+        </w:rPr>
+      </w:pPr>
+      <w:r>
+        <w:rPr>
+          <w:rFonts w:ascii="Courier New" w:hAnsi="Courier New"/>
+          <w:sz w:val="26"/>
+          <w:szCs w:val="26"/>
+        </w:rPr>
+        <w:t>object_id → object_coodinates</w:t>
+      </w:r>
+    </w:p>
+    <w:p>
+      <w:pPr>
+        <w:pStyle w:val="BodyText"/>
+        <w:ind w:left="0"/>
+        <w:rPr>
+          <w:rFonts w:ascii="Courier New" w:hAnsi="Courier New"/>
+          <w:sz w:val="26"/>
+          <w:szCs w:val="26"/>
+        </w:rPr>
+      </w:pPr>
+      <w:r>
+        <w:rPr>
+          <w:rFonts w:ascii="Courier New" w:hAnsi="Courier New"/>
+          <w:sz w:val="26"/>
+          <w:szCs w:val="26"/>
+        </w:rPr>
+        <w:t>object_id → object_type</w:t>
       </w:r>
     </w:p>
     <w:p>
@@ -3004,7 +2822,26 @@
           <w:sz w:val="26"/>
           <w:szCs w:val="26"/>
         </w:rPr>
-        <w:t>id → (ship_id, object_id)</w:t>
+        <w:t>id → ship_id</w:t>
+      </w:r>
+    </w:p>
+    <w:p>
+      <w:pPr>
+        <w:pStyle w:val="BodyText"/>
+        <w:ind w:left="0"/>
+        <w:rPr>
+          <w:rFonts w:ascii="Courier New" w:hAnsi="Courier New"/>
+          <w:sz w:val="26"/>
+          <w:szCs w:val="26"/>
+        </w:rPr>
+      </w:pPr>
+      <w:r>
+        <w:rPr>
+          <w:rFonts w:ascii="Courier New" w:hAnsi="Courier New"/>
+          <w:sz w:val="26"/>
+          <w:szCs w:val="26"/>
+        </w:rPr>
+        <w:t>id → object_id</w:t>
       </w:r>
     </w:p>
     <w:p>
@@ -3150,7 +2987,83 @@
           <w:sz w:val="26"/>
           <w:szCs w:val="26"/>
         </w:rPr>
-        <w:t>id → (observation_time, observation_description, observation_target_id, observer_id, event_type_id)</w:t>
+        <w:t>id → observation_time</w:t>
+      </w:r>
+    </w:p>
+    <w:p>
+      <w:pPr>
+        <w:pStyle w:val="BodyText"/>
+        <w:ind w:left="0"/>
+        <w:rPr>
+          <w:rFonts w:ascii="Courier New" w:hAnsi="Courier New"/>
+          <w:sz w:val="26"/>
+          <w:szCs w:val="26"/>
+        </w:rPr>
+      </w:pPr>
+      <w:r>
+        <w:rPr>
+          <w:rFonts w:ascii="Courier New" w:hAnsi="Courier New"/>
+          <w:sz w:val="26"/>
+          <w:szCs w:val="26"/>
+        </w:rPr>
+        <w:t>id → observation_descriptionn</w:t>
+      </w:r>
+    </w:p>
+    <w:p>
+      <w:pPr>
+        <w:pStyle w:val="BodyText"/>
+        <w:ind w:left="0"/>
+        <w:rPr>
+          <w:rFonts w:ascii="Courier New" w:hAnsi="Courier New"/>
+          <w:sz w:val="26"/>
+          <w:szCs w:val="26"/>
+        </w:rPr>
+      </w:pPr>
+      <w:r>
+        <w:rPr>
+          <w:rFonts w:ascii="Courier New" w:hAnsi="Courier New"/>
+          <w:sz w:val="26"/>
+          <w:szCs w:val="26"/>
+        </w:rPr>
+        <w:t>id → observation_target_id</w:t>
+      </w:r>
+    </w:p>
+    <w:p>
+      <w:pPr>
+        <w:pStyle w:val="BodyText"/>
+        <w:ind w:left="0"/>
+        <w:rPr>
+          <w:rFonts w:ascii="Courier New" w:hAnsi="Courier New"/>
+          <w:sz w:val="26"/>
+          <w:szCs w:val="26"/>
+        </w:rPr>
+      </w:pPr>
+      <w:r>
+        <w:rPr>
+          <w:rFonts w:ascii="Courier New" w:hAnsi="Courier New"/>
+          <w:sz w:val="26"/>
+          <w:szCs w:val="26"/>
+        </w:rPr>
+        <w:t>id → observer_id</w:t>
+      </w:r>
+    </w:p>
+    <w:p>
+      <w:pPr>
+        <w:pStyle w:val="BodyText"/>
+        <w:ind w:left="0"/>
+        <w:rPr>
+          <w:rFonts w:ascii="Courier New" w:hAnsi="Courier New"/>
+          <w:sz w:val="26"/>
+          <w:szCs w:val="26"/>
+        </w:rPr>
+      </w:pPr>
+      <w:r>
+        <w:rPr>
+          <w:rFonts w:ascii="Courier New" w:hAnsi="Courier New"/>
+          <w:sz w:val="26"/>
+          <w:szCs w:val="26"/>
+        </w:rPr>
+        <w:t>id → event_type_id</w:t>
       </w:r>
     </w:p>
     <w:p>
@@ -3210,39 +3123,7 @@
           <w:sz w:val="26"/>
           <w:szCs w:val="26"/>
         </w:rPr>
-        <w:t xml:space="preserve">Characteristic(id, </w:t>
-      </w:r>
-      <w:r>
-        <w:rPr>
-          <w:rFonts w:ascii="Courier New" w:hAnsi="Courier New"/>
-          <w:sz w:val="26"/>
-          <w:szCs w:val="26"/>
-        </w:rPr>
-        <w:t>characteristic_name</w:t>
-      </w:r>
-      <w:r>
-        <w:rPr>
-          <w:rFonts w:ascii="Courier New" w:hAnsi="Courier New"/>
-          <w:sz w:val="26"/>
-          <w:szCs w:val="26"/>
-        </w:rPr>
-        <w:t xml:space="preserve">, </w:t>
-      </w:r>
-      <w:r>
-        <w:rPr>
-          <w:rFonts w:ascii="Courier New" w:hAnsi="Courier New"/>
-          <w:sz w:val="26"/>
-          <w:szCs w:val="26"/>
-        </w:rPr>
-        <w:t>characteristic_</w:t>
-      </w:r>
-      <w:r>
-        <w:rPr>
-          <w:rFonts w:ascii="Courier New" w:hAnsi="Courier New"/>
-          <w:sz w:val="26"/>
-          <w:szCs w:val="26"/>
-        </w:rPr>
-        <w:t>value)</w:t>
+        <w:t>Characteristic(id, characteristic_name, characteristic_value)</w:t>
       </w:r>
     </w:p>
     <w:p>
@@ -3284,39 +3165,26 @@
           <w:sz w:val="26"/>
           <w:szCs w:val="26"/>
         </w:rPr>
-        <w:t>id → (</w:t>
-      </w:r>
-      <w:r>
-        <w:rPr>
-          <w:rFonts w:ascii="Courier New" w:hAnsi="Courier New"/>
-          <w:sz w:val="26"/>
-          <w:szCs w:val="26"/>
-        </w:rPr>
-        <w:t>characteristic_name</w:t>
-      </w:r>
-      <w:r>
-        <w:rPr>
-          <w:rFonts w:ascii="Courier New" w:hAnsi="Courier New"/>
-          <w:sz w:val="26"/>
-          <w:szCs w:val="26"/>
-        </w:rPr>
-        <w:t xml:space="preserve">, </w:t>
-      </w:r>
-      <w:r>
-        <w:rPr>
-          <w:rFonts w:ascii="Courier New" w:hAnsi="Courier New"/>
-          <w:sz w:val="26"/>
-          <w:szCs w:val="26"/>
-        </w:rPr>
-        <w:t>characteristic_</w:t>
-      </w:r>
-      <w:r>
-        <w:rPr>
-          <w:rFonts w:ascii="Courier New" w:hAnsi="Courier New"/>
-          <w:sz w:val="26"/>
-          <w:szCs w:val="26"/>
-        </w:rPr>
-        <w:t>value)</w:t>
+        <w:t>id → characteristic_name</w:t>
+      </w:r>
+    </w:p>
+    <w:p>
+      <w:pPr>
+        <w:pStyle w:val="BodyText"/>
+        <w:ind w:left="0"/>
+        <w:rPr>
+          <w:rFonts w:ascii="Courier New" w:hAnsi="Courier New"/>
+          <w:sz w:val="26"/>
+          <w:szCs w:val="26"/>
+        </w:rPr>
+      </w:pPr>
+      <w:r>
+        <w:rPr>
+          <w:rFonts w:ascii="Courier New" w:hAnsi="Courier New"/>
+          <w:sz w:val="26"/>
+          <w:szCs w:val="26"/>
+        </w:rPr>
+        <w:t>id → characteristic_value</w:t>
       </w:r>
     </w:p>
     <w:p>
@@ -3416,7 +3284,7 @@
           <w:sz w:val="26"/>
           <w:szCs w:val="26"/>
         </w:rPr>
-        <w:t>(object_id, characteristic_id) → ()</w:t>
+        <w:t>соединительная таблица</w:t>
       </w:r>
     </w:p>
     <w:p>
@@ -3516,7 +3384,7 @@
           <w:sz w:val="26"/>
           <w:szCs w:val="26"/>
         </w:rPr>
-        <w:t>(object_id, characteristic_id) → ()</w:t>
+        <w:t>соединительная таблица</w:t>
       </w:r>
     </w:p>
     <w:p>
@@ -4016,6 +3884,486 @@
     </w:p>
     <w:p>
       <w:pPr>
+        <w:pStyle w:val="Normal"/>
+        <w:spacing w:lineRule="atLeast" w:line="285"/>
+        <w:rPr>
+          <w:rFonts w:ascii="Courier New" w:hAnsi="Courier New"/>
+          <w:color w:val="000000"/>
+          <w:sz w:val="28"/>
+          <w:szCs w:val="28"/>
+          <w:highlight w:val="none"/>
+          <w:shd w:fill="FFFFFF" w:val="clear"/>
+        </w:rPr>
+      </w:pPr>
+      <w:r>
+        <w:rPr>
+          <w:rFonts w:ascii="Courier New" w:hAnsi="Courier New"/>
+          <w:color w:val="000000"/>
+          <w:sz w:val="28"/>
+          <w:szCs w:val="28"/>
+          <w:shd w:fill="FFFFFF" w:val="clear"/>
+        </w:rPr>
+      </w:r>
+    </w:p>
+    <w:p>
+      <w:pPr>
+        <w:pStyle w:val="Normal"/>
+        <w:spacing w:lineRule="atLeast" w:line="285"/>
+        <w:ind w:hanging="0" w:left="0" w:right="0"/>
+        <w:rPr>
+          <w:rFonts w:ascii="Courier New" w:hAnsi="Courier New"/>
+          <w:b w:val="false"/>
+          <w:color w:val="000000"/>
+          <w:sz w:val="28"/>
+          <w:szCs w:val="28"/>
+          <w:highlight w:val="none"/>
+          <w:shd w:fill="FFFFFF" w:val="clear"/>
+        </w:rPr>
+      </w:pPr>
+      <w:r>
+        <w:rPr>
+          <w:rFonts w:ascii="Courier New" w:hAnsi="Courier New"/>
+          <w:b w:val="false"/>
+          <w:color w:val="000000"/>
+          <w:sz w:val="28"/>
+          <w:szCs w:val="28"/>
+          <w:shd w:fill="FFFFFF" w:val="clear"/>
+        </w:rPr>
+        <w:t>1</w:t>
+      </w:r>
+      <w:r>
+        <w:rPr>
+          <w:rFonts w:ascii="Courier New" w:hAnsi="Courier New"/>
+          <w:b w:val="false"/>
+          <w:color w:val="000000"/>
+          <w:sz w:val="28"/>
+          <w:szCs w:val="28"/>
+          <w:shd w:fill="FFFFFF" w:val="clear"/>
+        </w:rPr>
+        <w:t>. Триггер для отслеживания обновлений характеристик объектов</w:t>
+      </w:r>
+    </w:p>
+    <w:p>
+      <w:pPr>
+        <w:pStyle w:val="Normal"/>
+        <w:spacing w:lineRule="atLeast" w:line="285"/>
+        <w:ind w:hanging="0" w:left="0" w:right="0"/>
+        <w:rPr>
+          <w:rFonts w:ascii="Courier New" w:hAnsi="Courier New"/>
+          <w:b w:val="false"/>
+          <w:color w:val="000000"/>
+          <w:sz w:val="28"/>
+          <w:szCs w:val="28"/>
+          <w:highlight w:val="none"/>
+          <w:shd w:fill="FFFFFF" w:val="clear"/>
+        </w:rPr>
+      </w:pPr>
+      <w:r>
+        <w:rPr>
+          <w:rFonts w:ascii="Courier New" w:hAnsi="Courier New"/>
+          <w:b w:val="false"/>
+          <w:color w:val="000000"/>
+          <w:sz w:val="28"/>
+          <w:szCs w:val="28"/>
+          <w:shd w:fill="FFFFFF" w:val="clear"/>
+        </w:rPr>
+        <w:t>Когда обновляется характеристика, генерировать запись в журнал</w:t>
+      </w:r>
+    </w:p>
+    <w:p>
+      <w:pPr>
+        <w:pStyle w:val="Normal"/>
+        <w:spacing w:lineRule="atLeast" w:line="285"/>
+        <w:rPr>
+          <w:rFonts w:ascii="Courier New" w:hAnsi="Courier New"/>
+          <w:color w:val="000000"/>
+          <w:sz w:val="28"/>
+          <w:szCs w:val="28"/>
+          <w:highlight w:val="none"/>
+          <w:shd w:fill="FFFFFF" w:val="clear"/>
+        </w:rPr>
+      </w:pPr>
+      <w:r>
+        <w:rPr>
+          <w:rFonts w:ascii="Courier New" w:hAnsi="Courier New"/>
+          <w:color w:val="000000"/>
+          <w:sz w:val="28"/>
+          <w:szCs w:val="28"/>
+          <w:shd w:fill="FFFFFF" w:val="clear"/>
+        </w:rPr>
+      </w:r>
+    </w:p>
+    <w:p>
+      <w:pPr>
+        <w:pStyle w:val="Normal"/>
+        <w:spacing w:lineRule="atLeast" w:line="285"/>
+        <w:ind w:hanging="0" w:left="0" w:right="0"/>
+        <w:rPr>
+          <w:rFonts w:ascii="Courier New" w:hAnsi="Courier New"/>
+          <w:b w:val="false"/>
+          <w:color w:val="000000"/>
+          <w:sz w:val="28"/>
+          <w:szCs w:val="28"/>
+          <w:highlight w:val="none"/>
+          <w:shd w:fill="FFFFFF" w:val="clear"/>
+        </w:rPr>
+      </w:pPr>
+      <w:r>
+        <w:rPr>
+          <w:rFonts w:ascii="Courier New" w:hAnsi="Courier New"/>
+          <w:b w:val="false"/>
+          <w:color w:val="000000"/>
+          <w:sz w:val="28"/>
+          <w:szCs w:val="28"/>
+          <w:shd w:fill="FFFFFF" w:val="clear"/>
+        </w:rPr>
+        <w:t>2</w:t>
+      </w:r>
+      <w:r>
+        <w:rPr>
+          <w:rFonts w:ascii="Courier New" w:hAnsi="Courier New"/>
+          <w:b w:val="false"/>
+          <w:color w:val="000000"/>
+          <w:sz w:val="28"/>
+          <w:szCs w:val="28"/>
+          <w:shd w:fill="FFFFFF" w:val="clear"/>
+        </w:rPr>
+        <w:t>. Триггер для уведомления о возможных столкновениях объекта</w:t>
+      </w:r>
+    </w:p>
+    <w:p>
+      <w:pPr>
+        <w:pStyle w:val="Normal"/>
+        <w:spacing w:lineRule="atLeast" w:line="285"/>
+        <w:ind w:hanging="0" w:left="0" w:right="0"/>
+        <w:rPr>
+          <w:rFonts w:ascii="Courier New" w:hAnsi="Courier New"/>
+          <w:b w:val="false"/>
+          <w:color w:val="000000"/>
+          <w:sz w:val="28"/>
+          <w:szCs w:val="28"/>
+          <w:highlight w:val="none"/>
+          <w:shd w:fill="FFFFFF" w:val="clear"/>
+        </w:rPr>
+      </w:pPr>
+      <w:r>
+        <w:rPr>
+          <w:rFonts w:ascii="Courier New" w:hAnsi="Courier New"/>
+          <w:b w:val="false"/>
+          <w:color w:val="000000"/>
+          <w:sz w:val="28"/>
+          <w:szCs w:val="28"/>
+          <w:shd w:fill="FFFFFF" w:val="clear"/>
+        </w:rPr>
+        <w:t>Когда добавляется наблюдение за объектом, проверять, есть ли потенциальная угроза столкновения</w:t>
+      </w:r>
+    </w:p>
+    <w:p>
+      <w:pPr>
+        <w:pStyle w:val="Normal"/>
+        <w:spacing w:lineRule="atLeast" w:line="285"/>
+        <w:ind w:hanging="0" w:left="0" w:right="0"/>
+        <w:rPr>
+          <w:rFonts w:ascii="Courier New" w:hAnsi="Courier New"/>
+          <w:b w:val="false"/>
+          <w:color w:val="000000"/>
+          <w:sz w:val="28"/>
+          <w:szCs w:val="28"/>
+          <w:highlight w:val="none"/>
+          <w:shd w:fill="FFFFFF" w:val="clear"/>
+        </w:rPr>
+      </w:pPr>
+      <w:r>
+        <w:rPr>
+          <w:rFonts w:ascii="Courier New" w:hAnsi="Courier New"/>
+          <w:b w:val="false"/>
+          <w:color w:val="000000"/>
+          <w:sz w:val="28"/>
+          <w:szCs w:val="28"/>
+          <w:shd w:fill="FFFFFF" w:val="clear"/>
+        </w:rPr>
+        <w:t>с другим объектом (например, если два объекта находятся слишком близко друг к другу по координатам).</w:t>
+      </w:r>
+    </w:p>
+    <w:p>
+      <w:pPr>
+        <w:pStyle w:val="Normal"/>
+        <w:spacing w:lineRule="atLeast" w:line="285"/>
+        <w:ind w:hanging="0" w:left="0" w:right="0"/>
+        <w:rPr>
+          <w:rFonts w:ascii="Courier New" w:hAnsi="Courier New"/>
+          <w:b w:val="false"/>
+          <w:color w:val="000000"/>
+          <w:sz w:val="28"/>
+          <w:szCs w:val="28"/>
+          <w:highlight w:val="none"/>
+          <w:shd w:fill="FFFFFF" w:val="clear"/>
+        </w:rPr>
+      </w:pPr>
+      <w:r>
+        <w:rPr>
+          <w:rFonts w:ascii="Courier New" w:hAnsi="Courier New"/>
+          <w:b w:val="false"/>
+          <w:color w:val="000000"/>
+          <w:sz w:val="28"/>
+          <w:szCs w:val="28"/>
+          <w:shd w:fill="FFFFFF" w:val="clear"/>
+        </w:rPr>
+        <w:t>Если есть вероятность столкновения то кидает предупреждение</w:t>
+      </w:r>
+    </w:p>
+    <w:p>
+      <w:pPr>
+        <w:pStyle w:val="Normal"/>
+        <w:spacing w:lineRule="atLeast" w:line="285"/>
+        <w:rPr>
+          <w:rFonts w:ascii="Courier New" w:hAnsi="Courier New"/>
+          <w:color w:val="000000"/>
+          <w:sz w:val="28"/>
+          <w:szCs w:val="28"/>
+          <w:highlight w:val="none"/>
+          <w:shd w:fill="FFFFFF" w:val="clear"/>
+        </w:rPr>
+      </w:pPr>
+      <w:r>
+        <w:rPr>
+          <w:rFonts w:ascii="Courier New" w:hAnsi="Courier New"/>
+          <w:color w:val="000000"/>
+          <w:sz w:val="28"/>
+          <w:szCs w:val="28"/>
+          <w:shd w:fill="FFFFFF" w:val="clear"/>
+        </w:rPr>
+      </w:r>
+    </w:p>
+    <w:p>
+      <w:pPr>
+        <w:pStyle w:val="Normal"/>
+        <w:spacing w:lineRule="atLeast" w:line="285"/>
+        <w:ind w:hanging="0" w:left="0" w:right="0"/>
+        <w:rPr>
+          <w:rFonts w:ascii="Courier New" w:hAnsi="Courier New"/>
+          <w:b w:val="false"/>
+          <w:color w:val="000000"/>
+          <w:sz w:val="28"/>
+          <w:szCs w:val="28"/>
+          <w:highlight w:val="none"/>
+          <w:shd w:fill="FFFFFF" w:val="clear"/>
+        </w:rPr>
+      </w:pPr>
+      <w:r>
+        <w:rPr>
+          <w:rFonts w:ascii="Courier New" w:hAnsi="Courier New"/>
+          <w:b w:val="false"/>
+          <w:color w:val="000000"/>
+          <w:sz w:val="28"/>
+          <w:szCs w:val="28"/>
+          <w:shd w:fill="FFFFFF" w:val="clear"/>
+        </w:rPr>
+        <w:t>3</w:t>
+      </w:r>
+      <w:r>
+        <w:rPr>
+          <w:rFonts w:ascii="Courier New" w:hAnsi="Courier New"/>
+          <w:b w:val="false"/>
+          <w:color w:val="000000"/>
+          <w:sz w:val="28"/>
+          <w:szCs w:val="28"/>
+          <w:shd w:fill="FFFFFF" w:val="clear"/>
+        </w:rPr>
+        <w:t>. Триггер для автоматического обновления времени окончания маршрута</w:t>
+      </w:r>
+    </w:p>
+    <w:p>
+      <w:pPr>
+        <w:pStyle w:val="Normal"/>
+        <w:spacing w:lineRule="atLeast" w:line="285"/>
+        <w:ind w:hanging="0" w:left="0" w:right="0"/>
+        <w:rPr>
+          <w:rFonts w:ascii="Courier New" w:hAnsi="Courier New"/>
+          <w:b w:val="false"/>
+          <w:color w:val="000000"/>
+          <w:sz w:val="28"/>
+          <w:szCs w:val="28"/>
+          <w:highlight w:val="none"/>
+          <w:shd w:fill="FFFFFF" w:val="clear"/>
+        </w:rPr>
+      </w:pPr>
+      <w:r>
+        <w:rPr>
+          <w:rFonts w:ascii="Courier New" w:hAnsi="Courier New"/>
+          <w:b w:val="false"/>
+          <w:color w:val="000000"/>
+          <w:sz w:val="28"/>
+          <w:szCs w:val="28"/>
+          <w:shd w:fill="FFFFFF" w:val="clear"/>
+        </w:rPr>
+        <w:t>Идея: Когда добавляется новое наблюдение для корабля, автоматически обновляется время завершения</w:t>
+      </w:r>
+    </w:p>
+    <w:p>
+      <w:pPr>
+        <w:pStyle w:val="Normal"/>
+        <w:spacing w:lineRule="atLeast" w:line="285"/>
+        <w:ind w:hanging="0" w:left="0" w:right="0"/>
+        <w:rPr>
+          <w:rFonts w:ascii="Courier New" w:hAnsi="Courier New"/>
+          <w:b w:val="false"/>
+          <w:color w:val="000000"/>
+          <w:sz w:val="28"/>
+          <w:szCs w:val="28"/>
+          <w:highlight w:val="none"/>
+          <w:shd w:fill="FFFFFF" w:val="clear"/>
+        </w:rPr>
+      </w:pPr>
+      <w:r>
+        <w:rPr>
+          <w:rFonts w:ascii="Courier New" w:hAnsi="Courier New"/>
+          <w:b w:val="false"/>
+          <w:color w:val="000000"/>
+          <w:sz w:val="28"/>
+          <w:szCs w:val="28"/>
+          <w:shd w:fill="FFFFFF" w:val="clear"/>
+        </w:rPr>
+        <w:t>его маршрута, если оно ещё не установлено, на текущее время.</w:t>
+      </w:r>
+    </w:p>
+    <w:p>
+      <w:pPr>
+        <w:pStyle w:val="Normal"/>
+        <w:spacing w:lineRule="atLeast" w:line="285"/>
+        <w:ind w:hanging="0" w:left="0" w:right="0"/>
+        <w:rPr>
+          <w:rFonts w:ascii="Courier New" w:hAnsi="Courier New"/>
+          <w:b w:val="false"/>
+          <w:color w:val="000000"/>
+          <w:sz w:val="28"/>
+          <w:szCs w:val="28"/>
+          <w:highlight w:val="none"/>
+          <w:shd w:fill="FFFFFF" w:val="clear"/>
+        </w:rPr>
+      </w:pPr>
+      <w:r>
+        <w:rPr>
+          <w:rFonts w:ascii="Courier New" w:hAnsi="Courier New"/>
+          <w:b w:val="false"/>
+          <w:color w:val="000000"/>
+          <w:sz w:val="28"/>
+          <w:szCs w:val="28"/>
+          <w:shd w:fill="FFFFFF" w:val="clear"/>
+        </w:rPr>
+        <w:t xml:space="preserve">Можно ограничить обновление времени завершения маршрута только в тех случаях, когда это </w:t>
+      </w:r>
+    </w:p>
+    <w:p>
+      <w:pPr>
+        <w:pStyle w:val="Normal"/>
+        <w:spacing w:lineRule="atLeast" w:line="285"/>
+        <w:ind w:hanging="0" w:left="0" w:right="0"/>
+        <w:rPr>
+          <w:rFonts w:ascii="Courier New" w:hAnsi="Courier New"/>
+          <w:b w:val="false"/>
+          <w:color w:val="000000"/>
+          <w:sz w:val="28"/>
+          <w:szCs w:val="28"/>
+          <w:highlight w:val="none"/>
+          <w:shd w:fill="FFFFFF" w:val="clear"/>
+        </w:rPr>
+      </w:pPr>
+      <w:r>
+        <w:rPr>
+          <w:rFonts w:ascii="Courier New" w:hAnsi="Courier New"/>
+          <w:b w:val="false"/>
+          <w:color w:val="000000"/>
+          <w:sz w:val="28"/>
+          <w:szCs w:val="28"/>
+          <w:shd w:fill="FFFFFF" w:val="clear"/>
+        </w:rPr>
+        <w:t>действительно уместно. Например:</w:t>
+      </w:r>
+    </w:p>
+    <w:p>
+      <w:pPr>
+        <w:pStyle w:val="Normal"/>
+        <w:spacing w:lineRule="atLeast" w:line="285"/>
+        <w:ind w:hanging="0" w:left="0" w:right="0"/>
+        <w:rPr>
+          <w:rFonts w:ascii="Courier New" w:hAnsi="Courier New"/>
+          <w:b w:val="false"/>
+          <w:color w:val="000000"/>
+          <w:sz w:val="28"/>
+          <w:szCs w:val="28"/>
+          <w:highlight w:val="none"/>
+          <w:shd w:fill="FFFFFF" w:val="clear"/>
+        </w:rPr>
+      </w:pPr>
+      <w:r>
+        <w:rPr>
+          <w:rFonts w:ascii="Courier New" w:hAnsi="Courier New"/>
+          <w:b w:val="false"/>
+          <w:color w:val="000000"/>
+          <w:sz w:val="28"/>
+          <w:szCs w:val="28"/>
+          <w:shd w:fill="FFFFFF" w:val="clear"/>
+        </w:rPr>
+        <w:t>Добавлять время завершения маршрута только для наблюдений, которые фиксируют завершение маршрута.</w:t>
+      </w:r>
+    </w:p>
+    <w:p>
+      <w:pPr>
+        <w:pStyle w:val="Normal"/>
+        <w:spacing w:lineRule="atLeast" w:line="285"/>
+        <w:ind w:hanging="0" w:left="0" w:right="0"/>
+        <w:rPr>
+          <w:rFonts w:ascii="Courier New" w:hAnsi="Courier New"/>
+          <w:b w:val="false"/>
+          <w:color w:val="000000"/>
+          <w:sz w:val="28"/>
+          <w:szCs w:val="28"/>
+          <w:highlight w:val="none"/>
+          <w:shd w:fill="FFFFFF" w:val="clear"/>
+        </w:rPr>
+      </w:pPr>
+      <w:r>
+        <w:rPr>
+          <w:rFonts w:ascii="Courier New" w:hAnsi="Courier New"/>
+          <w:b w:val="false"/>
+          <w:color w:val="000000"/>
+          <w:sz w:val="28"/>
+          <w:szCs w:val="28"/>
+          <w:shd w:fill="FFFFFF" w:val="clear"/>
+        </w:rPr>
+        <w:t xml:space="preserve">Можно использовать условие, что обновление происходит только в том случае, если наблюдение связано с последней </w:t>
+      </w:r>
+    </w:p>
+    <w:p>
+      <w:pPr>
+        <w:pStyle w:val="Normal"/>
+        <w:spacing w:lineRule="atLeast" w:line="285"/>
+        <w:ind w:hanging="0" w:left="0" w:right="0"/>
+        <w:rPr>
+          <w:rFonts w:ascii="Courier New" w:hAnsi="Courier New"/>
+          <w:b w:val="false"/>
+          <w:color w:val="000000"/>
+          <w:sz w:val="28"/>
+          <w:szCs w:val="28"/>
+          <w:highlight w:val="none"/>
+          <w:shd w:fill="FFFFFF" w:val="clear"/>
+        </w:rPr>
+      </w:pPr>
+      <w:r>
+        <w:rPr>
+          <w:rFonts w:ascii="Courier New" w:hAnsi="Courier New"/>
+          <w:b w:val="false"/>
+          <w:color w:val="000000"/>
+          <w:sz w:val="28"/>
+          <w:szCs w:val="28"/>
+          <w:shd w:fill="FFFFFF" w:val="clear"/>
+        </w:rPr>
+        <w:t>точкой маршрута</w:t>
+      </w:r>
+    </w:p>
+    <w:p>
+      <w:pPr>
         <w:pStyle w:val="BodyText"/>
         <w:ind w:left="0"/>
         <w:rPr>
@@ -4024,11 +4372,7 @@
         </w:rPr>
       </w:pPr>
       <w:r>
-        <w:rPr>
-          <w:sz w:val="30"/>
-          <w:szCs w:val="30"/>
-        </w:rPr>
-        <w:t>Автоматически запрещать вставку наблюдения, если время окончания маршрута корабля уже наступило.</w:t>
+        <w:rPr/>
       </w:r>
     </w:p>
     <w:p>
@@ -4049,8 +4393,28 @@
           <w:sz w:val="30"/>
           <w:szCs w:val="30"/>
         </w:rPr>
+      </w:r>
+    </w:p>
+    <w:p>
+      <w:pPr>
+        <w:pStyle w:val="Heading1"/>
+        <w:tabs>
+          <w:tab w:val="clear" w:pos="720"/>
+          <w:tab w:val="left" w:pos="846" w:leader="none"/>
+        </w:tabs>
+        <w:ind w:hanging="0" w:left="707"/>
+        <w:rPr>
+          <w:sz w:val="30"/>
+          <w:szCs w:val="30"/>
+        </w:rPr>
+      </w:pPr>
+      <w:r>
+        <w:rPr>
+          <w:sz w:val="30"/>
+          <w:szCs w:val="30"/>
+        </w:rPr>
         <w:drawing>
-          <wp:anchor behindDoc="0" distT="0" distB="0" distL="0" distR="0" simplePos="0" locked="0" layoutInCell="0" allowOverlap="1" relativeHeight="18">
+          <wp:anchor behindDoc="0" distT="0" distB="0" distL="0" distR="0" simplePos="0" locked="0" layoutInCell="0" allowOverlap="1" relativeHeight="23">
             <wp:simplePos x="0" y="0"/>
             <wp:positionH relativeFrom="column">
               <wp:align>center</wp:align>
@@ -4058,7 +4422,7 @@
             <wp:positionV relativeFrom="paragraph">
               <wp:posOffset>635</wp:posOffset>
             </wp:positionV>
-            <wp:extent cx="5671820" cy="3071495"/>
+            <wp:extent cx="5671820" cy="2122170"/>
             <wp:effectExtent l="0" t="0" r="0" b="0"/>
             <wp:wrapSquare wrapText="largest"/>
             <wp:docPr id="4" name="Изображение3" descr=""/>
@@ -4083,7 +4447,7 @@
                   <pic:spPr bwMode="auto">
                     <a:xfrm>
                       <a:off x="0" y="0"/>
-                      <a:ext cx="5671820" cy="3071495"/>
+                      <a:ext cx="5671820" cy="2122170"/>
                     </a:xfrm>
                     <a:prstGeom prst="rect">
                       <a:avLst/>
@@ -4109,7 +4473,7 @@
       <w:r>
         <w:rPr/>
         <w:drawing>
-          <wp:anchor behindDoc="0" distT="0" distB="0" distL="0" distR="0" simplePos="0" locked="0" layoutInCell="0" allowOverlap="1" relativeHeight="19">
+          <wp:anchor behindDoc="0" distT="0" distB="0" distL="0" distR="0" simplePos="0" locked="0" layoutInCell="0" allowOverlap="1" relativeHeight="24">
             <wp:simplePos x="0" y="0"/>
             <wp:positionH relativeFrom="column">
               <wp:align>center</wp:align>
@@ -4117,7 +4481,7 @@
             <wp:positionV relativeFrom="paragraph">
               <wp:posOffset>635</wp:posOffset>
             </wp:positionV>
-            <wp:extent cx="5671820" cy="1029970"/>
+            <wp:extent cx="5671820" cy="3930015"/>
             <wp:effectExtent l="0" t="0" r="0" b="0"/>
             <wp:wrapSquare wrapText="largest"/>
             <wp:docPr id="5" name="Изображение4" descr=""/>
@@ -4142,7 +4506,7 @@
                   <pic:spPr bwMode="auto">
                     <a:xfrm>
                       <a:off x="0" y="0"/>
-                      <a:ext cx="5671820" cy="1029970"/>
+                      <a:ext cx="5671820" cy="3930015"/>
                     </a:xfrm>
                     <a:prstGeom prst="rect">
                       <a:avLst/>
@@ -4167,6 +4531,51 @@
       </w:pPr>
       <w:r>
         <w:rPr/>
+        <w:drawing>
+          <wp:anchor behindDoc="0" distT="0" distB="0" distL="0" distR="0" simplePos="0" locked="0" layoutInCell="0" allowOverlap="1" relativeHeight="25">
+            <wp:simplePos x="0" y="0"/>
+            <wp:positionH relativeFrom="column">
+              <wp:align>center</wp:align>
+            </wp:positionH>
+            <wp:positionV relativeFrom="paragraph">
+              <wp:posOffset>635</wp:posOffset>
+            </wp:positionV>
+            <wp:extent cx="5671820" cy="2971165"/>
+            <wp:effectExtent l="0" t="0" r="0" b="0"/>
+            <wp:wrapSquare wrapText="largest"/>
+            <wp:docPr id="6" name="Изображение6" descr=""/>
+            <wp:cNvGraphicFramePr>
+              <a:graphicFrameLocks xmlns:a="http://schemas.openxmlformats.org/drawingml/2006/main" noChangeAspect="1"/>
+            </wp:cNvGraphicFramePr>
+            <a:graphic xmlns:a="http://schemas.openxmlformats.org/drawingml/2006/main">
+              <a:graphicData uri="http://schemas.openxmlformats.org/drawingml/2006/picture">
+                <pic:pic xmlns:pic="http://schemas.openxmlformats.org/drawingml/2006/picture">
+                  <pic:nvPicPr>
+                    <pic:cNvPr id="6" name="Изображение6" descr=""/>
+                    <pic:cNvPicPr>
+                      <a:picLocks noChangeAspect="1" noChangeArrowheads="1"/>
+                    </pic:cNvPicPr>
+                  </pic:nvPicPr>
+                  <pic:blipFill>
+                    <a:blip r:embed="rId8"/>
+                    <a:stretch>
+                      <a:fillRect/>
+                    </a:stretch>
+                  </pic:blipFill>
+                  <pic:spPr bwMode="auto">
+                    <a:xfrm>
+                      <a:off x="0" y="0"/>
+                      <a:ext cx="5671820" cy="2971165"/>
+                    </a:xfrm>
+                    <a:prstGeom prst="rect">
+                      <a:avLst/>
+                    </a:prstGeom>
+                  </pic:spPr>
+                </pic:pic>
+              </a:graphicData>
+            </a:graphic>
+          </wp:anchor>
+        </w:drawing>
       </w:r>
     </w:p>
     <w:p>
@@ -4215,7 +4624,7 @@
             <wp:extent cx="5671820" cy="4565015"/>
             <wp:effectExtent l="0" t="0" r="0" b="0"/>
             <wp:wrapSquare wrapText="largest"/>
-            <wp:docPr id="6" name="Изображение5" descr=""/>
+            <wp:docPr id="7" name="Изображение5" descr=""/>
             <wp:cNvGraphicFramePr>
               <a:graphicFrameLocks xmlns:a="http://schemas.openxmlformats.org/drawingml/2006/main" noChangeAspect="1"/>
             </wp:cNvGraphicFramePr>
@@ -4223,13 +4632,13 @@
               <a:graphicData uri="http://schemas.openxmlformats.org/drawingml/2006/picture">
                 <pic:pic xmlns:pic="http://schemas.openxmlformats.org/drawingml/2006/picture">
                   <pic:nvPicPr>
-                    <pic:cNvPr id="6" name="Изображение5" descr=""/>
+                    <pic:cNvPr id="7" name="Изображение5" descr=""/>
                     <pic:cNvPicPr>
                       <a:picLocks noChangeAspect="1" noChangeArrowheads="1"/>
                     </pic:cNvPicPr>
                   </pic:nvPicPr>
                   <pic:blipFill>
-                    <a:blip r:embed="rId8"/>
+                    <a:blip r:embed="rId9"/>
                     <a:stretch>
                       <a:fillRect/>
                     </a:stretch>
@@ -4262,1039 +4671,7 @@
         </w:rPr>
       </w:pPr>
       <w:r>
-        <w:rPr>
-          <w:rFonts w:ascii="Liberation Sans" w:hAnsi="Liberation Sans"/>
-          <w:b/>
-          <w:bCs/>
-          <w:sz w:val="40"/>
-          <w:szCs w:val="40"/>
-        </w:rPr>
-        <w:t>Доказательство:</w:t>
-      </w:r>
-    </w:p>
-    <w:p>
-      <w:pPr>
-        <w:pStyle w:val="BodyText"/>
-        <w:ind w:left="0"/>
-        <w:rPr>
-          <w:b/>
-          <w:bCs/>
-          <w:sz w:val="40"/>
-          <w:szCs w:val="40"/>
-        </w:rPr>
-      </w:pPr>
-      <w:r>
-        <w:rPr/>
-      </w:r>
-    </w:p>
-    <w:p>
-      <w:pPr>
-        <w:pStyle w:val="BodyText"/>
-        <w:ind w:left="0"/>
-        <w:rPr>
-          <w:rFonts w:ascii="Courier New" w:hAnsi="Courier New"/>
-          <w:b w:val="false"/>
-          <w:bCs w:val="false"/>
-          <w:sz w:val="24"/>
-          <w:szCs w:val="24"/>
-        </w:rPr>
-      </w:pPr>
-      <w:r>
-        <w:rPr>
-          <w:rFonts w:ascii="Courier New" w:hAnsi="Courier New"/>
-          <w:b w:val="false"/>
-          <w:bCs w:val="false"/>
-          <w:sz w:val="24"/>
-          <w:szCs w:val="24"/>
-        </w:rPr>
-        <w:t xml:space="preserve">Таблица соответствует BCNF, </w:t>
-      </w:r>
-      <w:r>
-        <w:rPr>
-          <w:rFonts w:ascii="Courier New" w:hAnsi="Courier New"/>
-          <w:b w:val="false"/>
-          <w:bCs w:val="false"/>
-          <w:sz w:val="24"/>
-          <w:szCs w:val="24"/>
-        </w:rPr>
-        <w:t>если существует функциональная зависимость вида A → B для атрибутов.</w:t>
-      </w:r>
-    </w:p>
-    <w:p>
-      <w:pPr>
-        <w:pStyle w:val="BodyText"/>
-        <w:ind w:left="0"/>
-        <w:rPr>
-          <w:rFonts w:ascii="Courier New" w:hAnsi="Courier New"/>
-          <w:b w:val="false"/>
-          <w:bCs w:val="false"/>
-          <w:sz w:val="24"/>
-          <w:szCs w:val="24"/>
-        </w:rPr>
-      </w:pPr>
-      <w:r>
-        <w:rPr>
-          <w:rFonts w:ascii="Courier New" w:hAnsi="Courier New"/>
-          <w:b w:val="false"/>
-          <w:bCs w:val="false"/>
-          <w:sz w:val="24"/>
-          <w:szCs w:val="24"/>
-        </w:rPr>
-        <w:t>A является кандидатом в ключ.</w:t>
-      </w:r>
-    </w:p>
-    <w:p>
-      <w:pPr>
-        <w:pStyle w:val="BodyText"/>
-        <w:ind w:left="0"/>
-        <w:rPr>
-          <w:rFonts w:ascii="Courier New" w:hAnsi="Courier New"/>
-          <w:b w:val="false"/>
-          <w:bCs w:val="false"/>
-          <w:sz w:val="24"/>
-          <w:szCs w:val="24"/>
-        </w:rPr>
-      </w:pPr>
-      <w:r>
-        <w:rPr>
-          <w:rFonts w:ascii="Courier New" w:hAnsi="Courier New"/>
-          <w:b w:val="false"/>
-          <w:bCs w:val="false"/>
-          <w:sz w:val="24"/>
-          <w:szCs w:val="24"/>
-        </w:rPr>
-        <w:br/>
-        <w:t>Проверка:</w:t>
-      </w:r>
-    </w:p>
-    <w:p>
-      <w:pPr>
-        <w:pStyle w:val="BodyText"/>
-        <w:ind w:left="0"/>
-        <w:rPr>
-          <w:rFonts w:ascii="Courier New" w:hAnsi="Courier New"/>
-          <w:b w:val="false"/>
-          <w:bCs w:val="false"/>
-          <w:sz w:val="24"/>
-          <w:szCs w:val="24"/>
-        </w:rPr>
-      </w:pPr>
-      <w:r>
-        <w:rPr>
-          <w:rFonts w:ascii="Courier New" w:hAnsi="Courier New"/>
-          <w:b w:val="false"/>
-          <w:bCs w:val="false"/>
-          <w:sz w:val="24"/>
-          <w:szCs w:val="24"/>
-        </w:rPr>
-        <w:t>Таблица EventType:</w:t>
-      </w:r>
-    </w:p>
-    <w:p>
-      <w:pPr>
-        <w:pStyle w:val="BodyText"/>
-        <w:ind w:left="0"/>
-        <w:rPr>
-          <w:rFonts w:ascii="Courier New" w:hAnsi="Courier New"/>
-          <w:b w:val="false"/>
-          <w:bCs w:val="false"/>
-          <w:sz w:val="24"/>
-          <w:szCs w:val="24"/>
-        </w:rPr>
-      </w:pPr>
-      <w:r>
-        <w:rPr>
-          <w:rFonts w:ascii="Courier New" w:hAnsi="Courier New"/>
-          <w:b w:val="false"/>
-          <w:bCs w:val="false"/>
-          <w:sz w:val="24"/>
-          <w:szCs w:val="24"/>
-        </w:rPr>
-        <w:t>id является первичным ключом от него зависят все остальные =&gt; таблица в BCNF. Видно из ФЗ</w:t>
-      </w:r>
-    </w:p>
-    <w:p>
-      <w:pPr>
-        <w:pStyle w:val="BodyText"/>
-        <w:ind w:left="0"/>
-        <w:rPr>
-          <w:rFonts w:ascii="Courier New" w:hAnsi="Courier New"/>
-          <w:b w:val="false"/>
-          <w:bCs w:val="false"/>
-          <w:sz w:val="24"/>
-          <w:szCs w:val="24"/>
-        </w:rPr>
-      </w:pPr>
-      <w:r>
-        <w:rPr>
-          <w:rFonts w:ascii="Courier New" w:hAnsi="Courier New"/>
-          <w:b w:val="false"/>
-          <w:bCs w:val="false"/>
-          <w:sz w:val="24"/>
-          <w:szCs w:val="24"/>
-        </w:rPr>
-      </w:r>
-    </w:p>
-    <w:p>
-      <w:pPr>
-        <w:pStyle w:val="BodyText"/>
-        <w:ind w:left="0"/>
-        <w:rPr>
-          <w:rFonts w:ascii="Courier New" w:hAnsi="Courier New"/>
-          <w:b w:val="false"/>
-          <w:bCs w:val="false"/>
-          <w:sz w:val="24"/>
-          <w:szCs w:val="24"/>
-        </w:rPr>
-      </w:pPr>
-      <w:r>
-        <w:rPr>
-          <w:rFonts w:ascii="Courier New" w:hAnsi="Courier New"/>
-          <w:b w:val="false"/>
-          <w:bCs w:val="false"/>
-          <w:sz w:val="24"/>
-          <w:szCs w:val="24"/>
-        </w:rPr>
-        <w:t>Таблица Observer:</w:t>
-      </w:r>
-    </w:p>
-    <w:p>
-      <w:pPr>
-        <w:pStyle w:val="BodyText"/>
-        <w:ind w:left="0"/>
-        <w:rPr>
-          <w:sz w:val="24"/>
-          <w:szCs w:val="24"/>
-        </w:rPr>
-      </w:pPr>
-      <w:r>
-        <w:rPr>
-          <w:rFonts w:ascii="Courier New" w:hAnsi="Courier New"/>
-          <w:b w:val="false"/>
-          <w:bCs w:val="false"/>
-          <w:sz w:val="24"/>
-          <w:szCs w:val="24"/>
-        </w:rPr>
-        <w:t xml:space="preserve">ФЗ также указывает, что все атрибуты зависят от </w:t>
-      </w:r>
-      <w:r>
-        <w:rPr>
-          <w:rStyle w:val="Style16"/>
-          <w:rFonts w:ascii="Courier New" w:hAnsi="Courier New"/>
-          <w:b w:val="false"/>
-          <w:bCs w:val="false"/>
-          <w:sz w:val="24"/>
-          <w:szCs w:val="24"/>
-        </w:rPr>
-        <w:t>id</w:t>
-      </w:r>
-      <w:r>
-        <w:rPr>
-          <w:rFonts w:ascii="Courier New" w:hAnsi="Courier New"/>
-          <w:b w:val="false"/>
-          <w:bCs w:val="false"/>
-          <w:sz w:val="24"/>
-          <w:szCs w:val="24"/>
-        </w:rPr>
-        <w:t xml:space="preserve">, который является </w:t>
-      </w:r>
-      <w:r>
-        <w:rPr>
-          <w:rStyle w:val="Strong"/>
-          <w:rFonts w:ascii="Courier New" w:hAnsi="Courier New"/>
-          <w:b w:val="false"/>
-          <w:bCs w:val="false"/>
-          <w:sz w:val="24"/>
-          <w:szCs w:val="24"/>
-        </w:rPr>
-        <w:t>первичным ключом</w:t>
-      </w:r>
-      <w:r>
-        <w:rPr>
-          <w:rFonts w:ascii="Courier New" w:hAnsi="Courier New"/>
-          <w:b w:val="false"/>
-          <w:bCs w:val="false"/>
-          <w:sz w:val="24"/>
-          <w:szCs w:val="24"/>
-        </w:rPr>
-        <w:t xml:space="preserve">. Поскольку </w:t>
-      </w:r>
-      <w:r>
-        <w:rPr>
-          <w:rStyle w:val="Style16"/>
-          <w:rFonts w:ascii="Courier New" w:hAnsi="Courier New"/>
-          <w:b w:val="false"/>
-          <w:bCs w:val="false"/>
-          <w:sz w:val="24"/>
-          <w:szCs w:val="24"/>
-        </w:rPr>
-        <w:t>id</w:t>
-      </w:r>
-      <w:r>
-        <w:rPr>
-          <w:rFonts w:ascii="Courier New" w:hAnsi="Courier New"/>
-          <w:b w:val="false"/>
-          <w:bCs w:val="false"/>
-          <w:sz w:val="24"/>
-          <w:szCs w:val="24"/>
-        </w:rPr>
-        <w:t xml:space="preserve"> — это ключ, таблица соответствует BCNF.</w:t>
-      </w:r>
-    </w:p>
-    <w:p>
-      <w:pPr>
-        <w:pStyle w:val="BodyText"/>
-        <w:ind w:left="0"/>
-        <w:rPr>
-          <w:rFonts w:ascii="Courier New" w:hAnsi="Courier New"/>
-          <w:b w:val="false"/>
-          <w:bCs w:val="false"/>
-          <w:sz w:val="24"/>
-          <w:szCs w:val="24"/>
-        </w:rPr>
-      </w:pPr>
-      <w:r>
-        <w:rPr>
-          <w:rFonts w:ascii="Courier New" w:hAnsi="Courier New"/>
-          <w:b w:val="false"/>
-          <w:bCs w:val="false"/>
-          <w:sz w:val="24"/>
-          <w:szCs w:val="24"/>
-        </w:rPr>
-        <w:t>Таблица Route:</w:t>
-      </w:r>
-    </w:p>
-    <w:p>
-      <w:pPr>
-        <w:pStyle w:val="BodyText"/>
-        <w:ind w:left="0"/>
-        <w:rPr>
-          <w:sz w:val="24"/>
-          <w:szCs w:val="24"/>
-        </w:rPr>
-      </w:pPr>
-      <w:r>
-        <w:rPr>
-          <w:rFonts w:ascii="Courier New" w:hAnsi="Courier New"/>
-          <w:b w:val="false"/>
-          <w:bCs w:val="false"/>
-          <w:sz w:val="24"/>
-          <w:szCs w:val="24"/>
-        </w:rPr>
-        <w:t xml:space="preserve">Также зависит только от первичного ключа </w:t>
-      </w:r>
-      <w:r>
-        <w:rPr>
-          <w:rStyle w:val="Style16"/>
-          <w:rFonts w:ascii="Courier New" w:hAnsi="Courier New"/>
-          <w:b w:val="false"/>
-          <w:bCs w:val="false"/>
-          <w:sz w:val="24"/>
-          <w:szCs w:val="24"/>
-        </w:rPr>
-        <w:t>id</w:t>
-      </w:r>
-      <w:r>
-        <w:rPr>
-          <w:rFonts w:ascii="Courier New" w:hAnsi="Courier New"/>
-          <w:b w:val="false"/>
-          <w:bCs w:val="false"/>
-          <w:sz w:val="24"/>
-          <w:szCs w:val="24"/>
-        </w:rPr>
-        <w:t xml:space="preserve">. Поскольку </w:t>
-      </w:r>
-      <w:r>
-        <w:rPr>
-          <w:rStyle w:val="Style16"/>
-          <w:rFonts w:ascii="Courier New" w:hAnsi="Courier New"/>
-          <w:b w:val="false"/>
-          <w:bCs w:val="false"/>
-          <w:sz w:val="24"/>
-          <w:szCs w:val="24"/>
-        </w:rPr>
-        <w:t>id</w:t>
-      </w:r>
-      <w:r>
-        <w:rPr>
-          <w:rFonts w:ascii="Courier New" w:hAnsi="Courier New"/>
-          <w:b w:val="false"/>
-          <w:bCs w:val="false"/>
-          <w:sz w:val="24"/>
-          <w:szCs w:val="24"/>
-        </w:rPr>
-        <w:t xml:space="preserve"> является ключом, таблица соответствует BCNF.</w:t>
-      </w:r>
-    </w:p>
-    <w:p>
-      <w:pPr>
-        <w:pStyle w:val="BodyText"/>
-        <w:ind w:left="0"/>
-        <w:rPr>
-          <w:rFonts w:ascii="Courier New" w:hAnsi="Courier New"/>
-          <w:b w:val="false"/>
-          <w:bCs w:val="false"/>
-          <w:sz w:val="24"/>
-          <w:szCs w:val="24"/>
-        </w:rPr>
-      </w:pPr>
-      <w:r>
-        <w:rPr>
-          <w:rFonts w:ascii="Courier New" w:hAnsi="Courier New"/>
-          <w:b w:val="false"/>
-          <w:bCs w:val="false"/>
-          <w:sz w:val="24"/>
-          <w:szCs w:val="24"/>
-        </w:rPr>
-      </w:r>
-    </w:p>
-    <w:p>
-      <w:pPr>
-        <w:pStyle w:val="BodyText"/>
-        <w:ind w:left="0"/>
-        <w:rPr>
-          <w:rFonts w:ascii="Courier New" w:hAnsi="Courier New"/>
-          <w:b w:val="false"/>
-          <w:bCs w:val="false"/>
-          <w:sz w:val="24"/>
-          <w:szCs w:val="24"/>
-        </w:rPr>
-      </w:pPr>
-      <w:r>
-        <w:rPr>
-          <w:rFonts w:ascii="Courier New" w:hAnsi="Courier New"/>
-          <w:b w:val="false"/>
-          <w:bCs w:val="false"/>
-          <w:sz w:val="24"/>
-          <w:szCs w:val="24"/>
-        </w:rPr>
-        <w:t>Таблица SpaceShip:</w:t>
-      </w:r>
-    </w:p>
-    <w:p>
-      <w:pPr>
-        <w:pStyle w:val="BodyText"/>
-        <w:ind w:left="0"/>
-        <w:rPr>
-          <w:sz w:val="24"/>
-          <w:szCs w:val="24"/>
-        </w:rPr>
-      </w:pPr>
-      <w:r>
-        <w:rPr>
-          <w:rFonts w:ascii="Courier New" w:hAnsi="Courier New"/>
-          <w:b w:val="false"/>
-          <w:bCs w:val="false"/>
-          <w:sz w:val="24"/>
-          <w:szCs w:val="24"/>
-        </w:rPr>
-        <w:t xml:space="preserve">Все атрибуты в таблице </w:t>
-      </w:r>
-      <w:r>
-        <w:rPr>
-          <w:rStyle w:val="Style16"/>
-          <w:rFonts w:ascii="Courier New" w:hAnsi="Courier New"/>
-          <w:b w:val="false"/>
-          <w:bCs w:val="false"/>
-          <w:sz w:val="24"/>
-          <w:szCs w:val="24"/>
-        </w:rPr>
-        <w:t>SpaceShip</w:t>
-      </w:r>
-      <w:r>
-        <w:rPr>
-          <w:rFonts w:ascii="Courier New" w:hAnsi="Courier New"/>
-          <w:b w:val="false"/>
-          <w:bCs w:val="false"/>
-          <w:sz w:val="24"/>
-          <w:szCs w:val="24"/>
-        </w:rPr>
-        <w:t xml:space="preserve"> зависят от </w:t>
-      </w:r>
-      <w:r>
-        <w:rPr>
-          <w:rStyle w:val="Style16"/>
-          <w:rFonts w:ascii="Courier New" w:hAnsi="Courier New"/>
-          <w:b w:val="false"/>
-          <w:bCs w:val="false"/>
-          <w:sz w:val="24"/>
-          <w:szCs w:val="24"/>
-        </w:rPr>
-        <w:t>id</w:t>
-      </w:r>
-      <w:r>
-        <w:rPr>
-          <w:rFonts w:ascii="Courier New" w:hAnsi="Courier New"/>
-          <w:b w:val="false"/>
-          <w:bCs w:val="false"/>
-          <w:sz w:val="24"/>
-          <w:szCs w:val="24"/>
-        </w:rPr>
-        <w:t xml:space="preserve">, который является первичным ключом. Таким образом, таблица соответствует BCNF. </w:t>
-      </w:r>
-    </w:p>
-    <w:p>
-      <w:pPr>
-        <w:pStyle w:val="BodyText"/>
-        <w:ind w:left="0"/>
-        <w:rPr>
-          <w:rFonts w:ascii="Courier New" w:hAnsi="Courier New"/>
-          <w:b w:val="false"/>
-          <w:bCs w:val="false"/>
-          <w:sz w:val="24"/>
-          <w:szCs w:val="24"/>
-        </w:rPr>
-      </w:pPr>
-      <w:r>
-        <w:rPr>
-          <w:rFonts w:ascii="Courier New" w:hAnsi="Courier New"/>
-          <w:b w:val="false"/>
-          <w:bCs w:val="false"/>
-          <w:sz w:val="24"/>
-          <w:szCs w:val="24"/>
-        </w:rPr>
-      </w:r>
-    </w:p>
-    <w:p>
-      <w:pPr>
-        <w:pStyle w:val="BodyText"/>
-        <w:ind w:left="0"/>
-        <w:rPr>
-          <w:rFonts w:ascii="Courier New" w:hAnsi="Courier New"/>
-          <w:b w:val="false"/>
-          <w:bCs w:val="false"/>
-        </w:rPr>
-      </w:pPr>
-      <w:r>
-        <w:rPr>
-          <w:rFonts w:ascii="Courier New" w:hAnsi="Courier New"/>
-          <w:b w:val="false"/>
-          <w:bCs w:val="false"/>
-          <w:sz w:val="24"/>
-          <w:szCs w:val="24"/>
-        </w:rPr>
-        <w:t xml:space="preserve">Таблица </w:t>
-      </w:r>
-      <w:r>
-        <w:rPr>
-          <w:rFonts w:ascii="Courier New" w:hAnsi="Courier New"/>
-          <w:b w:val="false"/>
-          <w:bCs w:val="false"/>
-        </w:rPr>
-        <w:t>SpaceObject:</w:t>
-      </w:r>
-    </w:p>
-    <w:p>
-      <w:pPr>
-        <w:pStyle w:val="BodyText"/>
-        <w:ind w:left="0"/>
-        <w:rPr/>
-      </w:pPr>
-      <w:r>
-        <w:rPr>
-          <w:rFonts w:ascii="Courier New" w:hAnsi="Courier New"/>
-          <w:b w:val="false"/>
-          <w:bCs w:val="false"/>
-        </w:rPr>
-        <w:t xml:space="preserve">Все атрибуты зависят от </w:t>
-      </w:r>
-      <w:r>
-        <w:rPr>
-          <w:rStyle w:val="Style16"/>
-          <w:rFonts w:ascii="Courier New" w:hAnsi="Courier New"/>
-          <w:b w:val="false"/>
-          <w:bCs w:val="false"/>
-        </w:rPr>
-        <w:t>id</w:t>
-      </w:r>
-      <w:r>
-        <w:rPr>
-          <w:rFonts w:ascii="Courier New" w:hAnsi="Courier New"/>
-          <w:b w:val="false"/>
-          <w:bCs w:val="false"/>
-        </w:rPr>
-        <w:t>, который является первичным ключом. Следовательно, таблица соответствует BCNF.</w:t>
-      </w:r>
-    </w:p>
-    <w:p>
-      <w:pPr>
-        <w:pStyle w:val="BodyText"/>
-        <w:ind w:left="0"/>
-        <w:rPr>
-          <w:rFonts w:ascii="Courier New" w:hAnsi="Courier New"/>
-          <w:b w:val="false"/>
-          <w:bCs w:val="false"/>
-        </w:rPr>
-      </w:pPr>
-      <w:r>
-        <w:rPr>
-          <w:rFonts w:ascii="Courier New" w:hAnsi="Courier New"/>
-          <w:b w:val="false"/>
-          <w:bCs w:val="false"/>
-        </w:rPr>
-      </w:r>
-    </w:p>
-    <w:p>
-      <w:pPr>
-        <w:pStyle w:val="BodyText"/>
-        <w:ind w:left="0"/>
-        <w:rPr>
-          <w:rFonts w:ascii="Courier New" w:hAnsi="Courier New"/>
-          <w:b w:val="false"/>
-          <w:bCs w:val="false"/>
-        </w:rPr>
-      </w:pPr>
-      <w:r>
-        <w:rPr>
-          <w:rFonts w:ascii="Courier New" w:hAnsi="Courier New"/>
-          <w:b w:val="false"/>
-          <w:bCs w:val="false"/>
-        </w:rPr>
-        <w:t xml:space="preserve">Таблица </w:t>
-      </w:r>
-      <w:r>
-        <w:rPr>
-          <w:rFonts w:ascii="Courier New" w:hAnsi="Courier New"/>
-          <w:b w:val="false"/>
-          <w:bCs w:val="false"/>
-        </w:rPr>
-        <w:t>ObservationTarget:</w:t>
-      </w:r>
-    </w:p>
-    <w:p>
-      <w:pPr>
-        <w:pStyle w:val="BodyText"/>
-        <w:ind w:left="0"/>
-        <w:rPr/>
-      </w:pPr>
-      <w:r>
-        <w:rPr>
-          <w:rFonts w:ascii="Courier New" w:hAnsi="Courier New"/>
-          <w:b w:val="false"/>
-          <w:bCs w:val="false"/>
-        </w:rPr>
-        <w:t xml:space="preserve">В этой таблице </w:t>
-      </w:r>
-      <w:r>
-        <w:rPr>
-          <w:rStyle w:val="Style16"/>
-          <w:rFonts w:ascii="Courier New" w:hAnsi="Courier New"/>
-          <w:b w:val="false"/>
-          <w:bCs w:val="false"/>
-        </w:rPr>
-        <w:t>id</w:t>
-      </w:r>
-      <w:r>
-        <w:rPr>
-          <w:rFonts w:ascii="Courier New" w:hAnsi="Courier New"/>
-          <w:b w:val="false"/>
-          <w:bCs w:val="false"/>
-        </w:rPr>
-        <w:t xml:space="preserve"> является первичным ключом, и все остальные атрибуты зависят от него. Проверка на </w:t>
-      </w:r>
-      <w:r>
-        <w:rPr>
-          <w:rStyle w:val="Style16"/>
-          <w:rFonts w:ascii="Courier New" w:hAnsi="Courier New"/>
-          <w:b w:val="false"/>
-          <w:bCs w:val="false"/>
-        </w:rPr>
-        <w:t>NULL</w:t>
-      </w:r>
-      <w:r>
-        <w:rPr>
-          <w:rFonts w:ascii="Courier New" w:hAnsi="Courier New"/>
-          <w:b w:val="false"/>
-          <w:bCs w:val="false"/>
-        </w:rPr>
-        <w:t xml:space="preserve"> гарантирует, что либо </w:t>
-      </w:r>
-      <w:r>
-        <w:rPr>
-          <w:rStyle w:val="Style16"/>
-          <w:rFonts w:ascii="Courier New" w:hAnsi="Courier New"/>
-          <w:b w:val="false"/>
-          <w:bCs w:val="false"/>
-        </w:rPr>
-        <w:t>ship_id</w:t>
-      </w:r>
-      <w:r>
-        <w:rPr>
-          <w:rFonts w:ascii="Courier New" w:hAnsi="Courier New"/>
-          <w:b w:val="false"/>
-          <w:bCs w:val="false"/>
-        </w:rPr>
-        <w:t xml:space="preserve">, либо </w:t>
-      </w:r>
-      <w:r>
-        <w:rPr>
-          <w:rStyle w:val="Style16"/>
-          <w:rFonts w:ascii="Courier New" w:hAnsi="Courier New"/>
-          <w:b w:val="false"/>
-          <w:bCs w:val="false"/>
-        </w:rPr>
-        <w:t>object_id</w:t>
-      </w:r>
-      <w:r>
-        <w:rPr>
-          <w:rFonts w:ascii="Courier New" w:hAnsi="Courier New"/>
-          <w:b w:val="false"/>
-          <w:bCs w:val="false"/>
-        </w:rPr>
-        <w:t xml:space="preserve"> может быть заполнен, но не оба одновременно. Так как все атрибуты зависят от </w:t>
-      </w:r>
-      <w:r>
-        <w:rPr>
-          <w:rStyle w:val="Style16"/>
-          <w:rFonts w:ascii="Courier New" w:hAnsi="Courier New"/>
-          <w:b w:val="false"/>
-          <w:bCs w:val="false"/>
-        </w:rPr>
-        <w:t>id</w:t>
-      </w:r>
-      <w:r>
-        <w:rPr>
-          <w:rFonts w:ascii="Courier New" w:hAnsi="Courier New"/>
-          <w:b w:val="false"/>
-          <w:bCs w:val="false"/>
-        </w:rPr>
-        <w:t>, таблица соответствует BCNF.</w:t>
-      </w:r>
-    </w:p>
-    <w:p>
-      <w:pPr>
-        <w:pStyle w:val="BodyText"/>
-        <w:ind w:left="0"/>
-        <w:rPr>
-          <w:rFonts w:ascii="Courier New" w:hAnsi="Courier New"/>
-          <w:b w:val="false"/>
-          <w:bCs w:val="false"/>
-        </w:rPr>
-      </w:pPr>
-      <w:r>
-        <w:rPr>
-          <w:rFonts w:ascii="Courier New" w:hAnsi="Courier New"/>
-          <w:b w:val="false"/>
-          <w:bCs w:val="false"/>
-        </w:rPr>
-      </w:r>
-    </w:p>
-    <w:p>
-      <w:pPr>
-        <w:pStyle w:val="BodyText"/>
-        <w:ind w:left="0"/>
-        <w:rPr>
-          <w:rFonts w:ascii="Courier New" w:hAnsi="Courier New"/>
-          <w:b w:val="false"/>
-          <w:bCs w:val="false"/>
-        </w:rPr>
-      </w:pPr>
-      <w:r>
-        <w:rPr>
-          <w:rFonts w:ascii="Courier New" w:hAnsi="Courier New"/>
-          <w:b w:val="false"/>
-          <w:bCs w:val="false"/>
-        </w:rPr>
-        <w:t xml:space="preserve">Таблица </w:t>
-      </w:r>
-      <w:r>
-        <w:rPr>
-          <w:rFonts w:ascii="Courier New" w:hAnsi="Courier New"/>
-          <w:b w:val="false"/>
-          <w:bCs w:val="false"/>
-        </w:rPr>
-        <w:t>Observation:</w:t>
-      </w:r>
-    </w:p>
-    <w:p>
-      <w:pPr>
-        <w:pStyle w:val="BodyText"/>
-        <w:ind w:left="0"/>
-        <w:rPr/>
-      </w:pPr>
-      <w:r>
-        <w:rPr>
-          <w:rFonts w:ascii="Courier New" w:hAnsi="Courier New"/>
-          <w:b w:val="false"/>
-          <w:bCs w:val="false"/>
-        </w:rPr>
-        <w:t xml:space="preserve">Все атрибуты зависят от первичного ключа </w:t>
-      </w:r>
-      <w:r>
-        <w:rPr>
-          <w:rStyle w:val="Style16"/>
-          <w:rFonts w:ascii="Courier New" w:hAnsi="Courier New"/>
-          <w:b w:val="false"/>
-          <w:bCs w:val="false"/>
-        </w:rPr>
-        <w:t>id</w:t>
-      </w:r>
-      <w:r>
-        <w:rPr>
-          <w:rFonts w:ascii="Courier New" w:hAnsi="Courier New"/>
-          <w:b w:val="false"/>
-          <w:bCs w:val="false"/>
-        </w:rPr>
-        <w:t>. Следовательно, таблица соответствует BCNF.</w:t>
-      </w:r>
-    </w:p>
-    <w:p>
-      <w:pPr>
-        <w:pStyle w:val="BodyText"/>
-        <w:ind w:left="0"/>
-        <w:rPr>
-          <w:rFonts w:ascii="Courier New" w:hAnsi="Courier New"/>
-          <w:b w:val="false"/>
-          <w:bCs w:val="false"/>
-        </w:rPr>
-      </w:pPr>
-      <w:r>
-        <w:rPr>
-          <w:rFonts w:ascii="Courier New" w:hAnsi="Courier New"/>
-          <w:b w:val="false"/>
-          <w:bCs w:val="false"/>
-        </w:rPr>
-      </w:r>
-    </w:p>
-    <w:p>
-      <w:pPr>
-        <w:pStyle w:val="BodyText"/>
-        <w:ind w:left="0"/>
-        <w:rPr>
-          <w:rFonts w:ascii="Courier New" w:hAnsi="Courier New"/>
-          <w:b w:val="false"/>
-          <w:bCs w:val="false"/>
-        </w:rPr>
-      </w:pPr>
-      <w:r>
-        <w:rPr>
-          <w:rFonts w:ascii="Courier New" w:hAnsi="Courier New"/>
-          <w:b w:val="false"/>
-          <w:bCs w:val="false"/>
-        </w:rPr>
-        <w:t>Таблица Characteristic:</w:t>
-      </w:r>
-    </w:p>
-    <w:p>
-      <w:pPr>
-        <w:pStyle w:val="BodyText"/>
-        <w:ind w:left="0"/>
-        <w:rPr/>
-      </w:pPr>
-      <w:r>
-        <w:rPr>
-          <w:rFonts w:ascii="Courier New" w:hAnsi="Courier New"/>
-          <w:b w:val="false"/>
-          <w:bCs w:val="false"/>
-        </w:rPr>
-        <w:t xml:space="preserve">В этой таблице все атрибуты зависят от первичного ключа </w:t>
-      </w:r>
-      <w:r>
-        <w:rPr>
-          <w:rStyle w:val="Style16"/>
-          <w:rFonts w:ascii="Courier New" w:hAnsi="Courier New"/>
-          <w:b w:val="false"/>
-          <w:bCs w:val="false"/>
-        </w:rPr>
-        <w:t>id</w:t>
-      </w:r>
-      <w:r>
-        <w:rPr>
-          <w:rFonts w:ascii="Courier New" w:hAnsi="Courier New"/>
-          <w:b w:val="false"/>
-          <w:bCs w:val="false"/>
-        </w:rPr>
-        <w:t>, что соответствует BCNF.</w:t>
-      </w:r>
-    </w:p>
-    <w:p>
-      <w:pPr>
-        <w:pStyle w:val="BodyText"/>
-        <w:ind w:left="0"/>
-        <w:rPr>
-          <w:rFonts w:ascii="Courier New" w:hAnsi="Courier New"/>
-          <w:b w:val="false"/>
-          <w:bCs w:val="false"/>
-        </w:rPr>
-      </w:pPr>
-      <w:r>
-        <w:rPr>
-          <w:rFonts w:ascii="Courier New" w:hAnsi="Courier New"/>
-          <w:b w:val="false"/>
-          <w:bCs w:val="false"/>
-        </w:rPr>
-      </w:r>
-    </w:p>
-    <w:p>
-      <w:pPr>
-        <w:pStyle w:val="BodyText"/>
-        <w:ind w:left="0"/>
-        <w:rPr>
-          <w:rFonts w:ascii="Courier New" w:hAnsi="Courier New"/>
-          <w:b w:val="false"/>
-          <w:bCs w:val="false"/>
-        </w:rPr>
-      </w:pPr>
-      <w:r>
-        <w:rPr>
-          <w:rFonts w:ascii="Courier New" w:hAnsi="Courier New"/>
-          <w:b w:val="false"/>
-          <w:bCs w:val="false"/>
-        </w:rPr>
-        <w:t xml:space="preserve">Таблица </w:t>
-      </w:r>
-      <w:r>
-        <w:rPr>
-          <w:rFonts w:ascii="Courier New" w:hAnsi="Courier New"/>
-          <w:b w:val="false"/>
-          <w:bCs w:val="false"/>
-        </w:rPr>
-        <w:t>SpaceShipCharacteristic:</w:t>
-      </w:r>
-    </w:p>
-    <w:p>
-      <w:pPr>
-        <w:pStyle w:val="BodyText"/>
-        <w:ind w:left="0"/>
-        <w:rPr/>
-      </w:pPr>
-      <w:r>
-        <w:rPr>
-          <w:rFonts w:ascii="Courier New" w:hAnsi="Courier New"/>
-          <w:b w:val="false"/>
-          <w:bCs w:val="false"/>
-        </w:rPr>
-        <w:t xml:space="preserve">Эта таблица является связующей (составной ключ из </w:t>
-      </w:r>
-      <w:r>
-        <w:rPr>
-          <w:rStyle w:val="Style16"/>
-          <w:rFonts w:ascii="Courier New" w:hAnsi="Courier New"/>
-          <w:b w:val="false"/>
-          <w:bCs w:val="false"/>
-        </w:rPr>
-        <w:t>ship_id</w:t>
-      </w:r>
-      <w:r>
-        <w:rPr>
-          <w:rFonts w:ascii="Courier New" w:hAnsi="Courier New"/>
-          <w:b w:val="false"/>
-          <w:bCs w:val="false"/>
-        </w:rPr>
-        <w:t xml:space="preserve"> и </w:t>
-      </w:r>
-      <w:r>
-        <w:rPr>
-          <w:rStyle w:val="Style16"/>
-          <w:rFonts w:ascii="Courier New" w:hAnsi="Courier New"/>
-          <w:b w:val="false"/>
-          <w:bCs w:val="false"/>
-        </w:rPr>
-        <w:t>characteristic_id</w:t>
-      </w:r>
-      <w:r>
-        <w:rPr>
-          <w:rFonts w:ascii="Courier New" w:hAnsi="Courier New"/>
-          <w:b w:val="false"/>
-          <w:bCs w:val="false"/>
-        </w:rPr>
-        <w:t>), и все атрибуты зависят от этого составного ключа. Поскольку составной ключ является кандидатом в ключ, таблица соответствует BCNF.</w:t>
-      </w:r>
-    </w:p>
-    <w:p>
-      <w:pPr>
-        <w:pStyle w:val="BodyText"/>
-        <w:ind w:left="0"/>
-        <w:rPr>
-          <w:rFonts w:ascii="Courier New" w:hAnsi="Courier New"/>
-          <w:b w:val="false"/>
-          <w:bCs w:val="false"/>
-        </w:rPr>
-      </w:pPr>
-      <w:r>
-        <w:rPr>
-          <w:rFonts w:ascii="Courier New" w:hAnsi="Courier New"/>
-          <w:b w:val="false"/>
-          <w:bCs w:val="false"/>
-        </w:rPr>
-      </w:r>
-    </w:p>
-    <w:p>
-      <w:pPr>
-        <w:pStyle w:val="BodyText"/>
-        <w:ind w:left="0"/>
-        <w:rPr>
-          <w:rFonts w:ascii="Courier New" w:hAnsi="Courier New"/>
-          <w:b w:val="false"/>
-          <w:bCs w:val="false"/>
-        </w:rPr>
-      </w:pPr>
-      <w:r>
-        <w:rPr>
-          <w:rFonts w:ascii="Courier New" w:hAnsi="Courier New"/>
-          <w:b w:val="false"/>
-          <w:bCs w:val="false"/>
-        </w:rPr>
-        <w:t xml:space="preserve">Таблица </w:t>
-      </w:r>
-      <w:r>
-        <w:rPr>
-          <w:rFonts w:ascii="Courier New" w:hAnsi="Courier New"/>
-          <w:b w:val="false"/>
-          <w:bCs w:val="false"/>
-        </w:rPr>
-        <w:t>SpaceObjectCharacteristic:</w:t>
-      </w:r>
-    </w:p>
-    <w:p>
-      <w:pPr>
-        <w:pStyle w:val="BodyText"/>
-        <w:ind w:left="0"/>
-        <w:rPr>
-          <w:rFonts w:ascii="Courier New" w:hAnsi="Courier New"/>
-          <w:b w:val="false"/>
-          <w:bCs w:val="false"/>
-        </w:rPr>
-      </w:pPr>
-      <w:r>
-        <w:rPr>
-          <w:rFonts w:ascii="Courier New" w:hAnsi="Courier New"/>
-          <w:b w:val="false"/>
-          <w:bCs w:val="false"/>
-        </w:rPr>
-        <w:t xml:space="preserve">Это также связующая таблица с составным ключом, и все атрибуты зависят от этого ключа. Поскольку ключ является кандидатом в ключ, таблица соответствует BCNF. </w:t>
-      </w:r>
-    </w:p>
-    <w:p>
-      <w:pPr>
-        <w:pStyle w:val="BodyText"/>
-        <w:ind w:left="0"/>
-        <w:rPr>
-          <w:rFonts w:ascii="Courier New" w:hAnsi="Courier New"/>
-          <w:b w:val="false"/>
-          <w:bCs w:val="false"/>
-        </w:rPr>
-      </w:pPr>
-      <w:r>
-        <w:rPr>
-          <w:rFonts w:ascii="Courier New" w:hAnsi="Courier New"/>
-          <w:b w:val="false"/>
-          <w:bCs w:val="false"/>
-        </w:rPr>
-      </w:r>
-    </w:p>
-    <w:p>
-      <w:pPr>
-        <w:pStyle w:val="BodyText"/>
-        <w:ind w:left="0"/>
-        <w:rPr>
-          <w:rFonts w:ascii="Courier New" w:hAnsi="Courier New"/>
-        </w:rPr>
-      </w:pPr>
-      <w:r>
-        <w:rPr>
-          <w:rFonts w:ascii="Courier New" w:hAnsi="Courier New"/>
-        </w:rPr>
+        <w:rPr/>
       </w:r>
     </w:p>
     <w:p>
@@ -5305,122 +4682,10 @@
           <w:tab w:val="left" w:pos="846" w:leader="none"/>
         </w:tabs>
         <w:ind w:hanging="0" w:left="707"/>
-        <w:rPr>
-          <w:rFonts w:ascii="Courier New" w:hAnsi="Courier New"/>
-        </w:rPr>
-      </w:pPr>
-      <w:r>
-        <w:rPr>
-          <w:rFonts w:ascii="Courier New" w:hAnsi="Courier New"/>
-        </w:rPr>
-      </w:r>
-    </w:p>
-    <w:p>
-      <w:pPr>
-        <w:pStyle w:val="Heading1"/>
-        <w:tabs>
-          <w:tab w:val="clear" w:pos="720"/>
-          <w:tab w:val="left" w:pos="846" w:leader="none"/>
-        </w:tabs>
-        <w:ind w:hanging="0" w:left="707"/>
-        <w:rPr>
-          <w:rFonts w:ascii="Courier New" w:hAnsi="Courier New"/>
-        </w:rPr>
-      </w:pPr>
-      <w:r>
-        <w:rPr>
-          <w:rFonts w:ascii="Courier New" w:hAnsi="Courier New"/>
-        </w:rPr>
-      </w:r>
-    </w:p>
-    <w:p>
-      <w:pPr>
-        <w:pStyle w:val="Heading1"/>
-        <w:tabs>
-          <w:tab w:val="clear" w:pos="720"/>
-          <w:tab w:val="left" w:pos="846" w:leader="none"/>
-        </w:tabs>
-        <w:ind w:hanging="0" w:left="707"/>
-        <w:rPr>
-          <w:rFonts w:ascii="Courier New" w:hAnsi="Courier New"/>
-        </w:rPr>
-      </w:pPr>
-      <w:r>
-        <w:rPr>
-          <w:rFonts w:ascii="Courier New" w:hAnsi="Courier New"/>
-        </w:rPr>
-      </w:r>
-    </w:p>
-    <w:p>
-      <w:pPr>
-        <w:pStyle w:val="Heading1"/>
-        <w:tabs>
-          <w:tab w:val="clear" w:pos="720"/>
-          <w:tab w:val="left" w:pos="846" w:leader="none"/>
-        </w:tabs>
-        <w:ind w:hanging="0" w:left="707"/>
-        <w:rPr>
-          <w:rFonts w:ascii="Courier New" w:hAnsi="Courier New"/>
-        </w:rPr>
-      </w:pPr>
-      <w:r>
-        <w:rPr>
-          <w:rFonts w:ascii="Courier New" w:hAnsi="Courier New"/>
-        </w:rPr>
-      </w:r>
-    </w:p>
-    <w:p>
-      <w:pPr>
-        <w:pStyle w:val="Heading1"/>
-        <w:tabs>
-          <w:tab w:val="clear" w:pos="720"/>
-          <w:tab w:val="left" w:pos="846" w:leader="none"/>
-        </w:tabs>
-        <w:ind w:hanging="0" w:left="707"/>
-        <w:rPr>
-          <w:rFonts w:ascii="Courier New" w:hAnsi="Courier New"/>
-        </w:rPr>
-      </w:pPr>
-      <w:r>
-        <w:rPr>
-          <w:rFonts w:ascii="Courier New" w:hAnsi="Courier New"/>
-        </w:rPr>
-      </w:r>
-    </w:p>
-    <w:p>
-      <w:pPr>
-        <w:pStyle w:val="Heading1"/>
-        <w:tabs>
-          <w:tab w:val="clear" w:pos="720"/>
-          <w:tab w:val="left" w:pos="846" w:leader="none"/>
-        </w:tabs>
-        <w:ind w:hanging="0" w:left="707"/>
-        <w:rPr>
-          <w:rFonts w:ascii="Courier New" w:hAnsi="Courier New"/>
-        </w:rPr>
-      </w:pPr>
-      <w:r>
-        <w:rPr>
-          <w:rFonts w:ascii="Courier New" w:hAnsi="Courier New"/>
-        </w:rPr>
-      </w:r>
-    </w:p>
-    <w:p>
-      <w:pPr>
-        <w:pStyle w:val="Heading1"/>
-        <w:tabs>
-          <w:tab w:val="clear" w:pos="720"/>
-          <w:tab w:val="left" w:pos="846" w:leader="none"/>
-        </w:tabs>
-        <w:ind w:hanging="0" w:left="707"/>
-        <w:rPr>
-          <w:rFonts w:ascii="Courier New" w:hAnsi="Courier New"/>
-        </w:rPr>
-      </w:pPr>
-      <w:r>
-        <w:rPr>
-          <w:rFonts w:ascii="Courier New" w:hAnsi="Courier New"/>
-        </w:rPr>
+        <w:rPr/>
+      </w:pPr>
+      <w:r>
+        <w:rPr/>
       </w:r>
     </w:p>
     <w:p>
@@ -5475,9 +4740,9 @@
       </w:r>
     </w:p>
     <w:sectPr>
-      <w:footerReference w:type="even" r:id="rId9"/>
-      <w:footerReference w:type="default" r:id="rId10"/>
-      <w:footerReference w:type="first" r:id="rId11"/>
+      <w:footerReference w:type="even" r:id="rId10"/>
+      <w:footerReference w:type="default" r:id="rId11"/>
+      <w:footerReference w:type="first" r:id="rId12"/>
       <w:type w:val="nextPage"/>
       <w:pgSz w:w="11906" w:h="16838"/>
       <w:pgMar w:left="1559" w:right="708" w:gutter="0" w:header="0" w:top="1060" w:footer="738" w:bottom="960"/>
@@ -5509,7 +4774,7 @@
   <w:p>
     <w:pPr>
       <w:pStyle w:val="BodyText"/>
-      <w:spacing w:lineRule="auto" w:line="7"/>
+      <w:spacing w:lineRule="auto" w:line="4"/>
       <w:ind w:left="0"/>
       <w:rPr>
         <w:sz w:val="20"/>
@@ -5522,7 +4787,7 @@
       <mc:AlternateContent>
         <mc:Choice Requires="wps">
           <w:drawing>
-            <wp:anchor behindDoc="1" distT="0" distB="0" distL="0" distR="0" simplePos="0" locked="0" layoutInCell="0" allowOverlap="1" relativeHeight="16" wp14:anchorId="2FF71B78">
+            <wp:anchor behindDoc="1" distT="0" distB="0" distL="0" distR="0" simplePos="0" locked="0" layoutInCell="0" allowOverlap="1" relativeHeight="18" wp14:anchorId="2FF71B78">
               <wp:simplePos x="0" y="0"/>
               <wp:positionH relativeFrom="page">
                 <wp:posOffset>3968750</wp:posOffset>
@@ -5688,7 +4953,7 @@
   <w:p>
     <w:pPr>
       <w:pStyle w:val="BodyText"/>
-      <w:spacing w:lineRule="auto" w:line="7"/>
+      <w:spacing w:lineRule="auto" w:line="4"/>
       <w:ind w:left="0"/>
       <w:rPr>
         <w:sz w:val="20"/>
@@ -5701,7 +4966,7 @@
       <mc:AlternateContent>
         <mc:Choice Requires="wps">
           <w:drawing>
-            <wp:anchor behindDoc="1" distT="0" distB="0" distL="0" distR="0" simplePos="0" locked="0" layoutInCell="0" allowOverlap="1" relativeHeight="14" wp14:anchorId="18BAF2B1">
+            <wp:anchor behindDoc="1" distT="0" distB="0" distL="0" distR="0" simplePos="0" locked="0" layoutInCell="0" allowOverlap="1" relativeHeight="16" wp14:anchorId="18BAF2B1">
               <wp:simplePos x="0" y="0"/>
               <wp:positionH relativeFrom="page">
                 <wp:posOffset>3951605</wp:posOffset>
@@ -5712,7 +4977,7 @@
               <wp:extent cx="234315" cy="196215"/>
               <wp:effectExtent l="0" t="0" r="0" b="0"/>
               <wp:wrapNone/>
-              <wp:docPr id="7" name="Textbox 5"/>
+              <wp:docPr id="8" name="Textbox 5"/>
               <a:graphic xmlns:a="http://schemas.openxmlformats.org/drawingml/2006/main">
                 <a:graphicData uri="http://schemas.microsoft.com/office/word/2010/wordprocessingShape">
                   <wps:wsp>
@@ -5769,7 +5034,7 @@
                             <w:rPr>
                               <w:color w:val="000000"/>
                             </w:rPr>
-                            <w:t>9</w:t>
+                            <w:t>8</w:t>
                           </w:r>
                           <w:r>
                             <w:rPr>
@@ -5827,7 +5092,7 @@
                       <w:rPr>
                         <w:color w:val="000000"/>
                       </w:rPr>
-                      <w:t>9</w:t>
+                      <w:t>8</w:t>
                     </w:r>
                     <w:r>
                       <w:rPr>
@@ -6493,7 +5758,6 @@
     </w:lvl>
     <w:lvl w:ilvl="3">
       <w:start w:val="1"/>
-      <w:pStyle w:val="Heading4"/>
       <w:numFmt w:val="none"/>
       <w:suff w:val="nothing"/>
       <w:lvlText w:val=""/>
